--- a/Assignment_1_Merge_Sort/Assignment_1_Merge_Sort.docx
+++ b/Assignment_1_Merge_Sort/Assignment_1_Merge_Sort.docx
@@ -8,7 +8,7 @@
         <w:shd w:val="clear" w:color="auto" w:fill="F4F7FA"/>
         <w:spacing w:before="0" w:after="0" w:afterAutospacing="0"/>
         <w:jc w:val="center"/>
-        <w:divId w:val="796683721"/>
+        <w:divId w:val="1440299589"/>
         <w:rPr>
           <w:rFonts w:ascii="Calibri" w:eastAsia="Times New Roman" w:hAnsi="Calibri" w:cs="Calibri"/>
           <w:color w:val="003366"/>
@@ -27,7 +27,7 @@
         <w:pStyle w:val="Heading1"/>
         <w:shd w:val="clear" w:color="auto" w:fill="F4F7FA"/>
         <w:spacing w:before="75" w:beforeAutospacing="0"/>
-        <w:divId w:val="796683721"/>
+        <w:divId w:val="1440299589"/>
         <w:rPr>
           <w:rFonts w:ascii="Calibri" w:eastAsia="Times New Roman" w:hAnsi="Calibri" w:cs="Calibri"/>
         </w:rPr>
@@ -45,7 +45,7 @@
         <w:shd w:val="clear" w:color="auto" w:fill="F4F7FA"/>
         <w:spacing w:before="0" w:beforeAutospacing="0" w:after="0" w:afterAutospacing="0"/>
         <w:jc w:val="center"/>
-        <w:divId w:val="796683721"/>
+        <w:divId w:val="1440299589"/>
         <w:rPr>
           <w:rFonts w:ascii="Calibri" w:hAnsi="Calibri" w:cs="Calibri"/>
           <w:i/>
@@ -69,7 +69,7 @@
         <w:shd w:val="clear" w:color="auto" w:fill="F4F7FA"/>
         <w:spacing w:before="45" w:beforeAutospacing="0" w:after="45" w:afterAutospacing="0"/>
         <w:jc w:val="center"/>
-        <w:divId w:val="796683721"/>
+        <w:divId w:val="1440299589"/>
         <w:rPr>
           <w:rFonts w:ascii="Calibri" w:hAnsi="Calibri" w:cs="Calibri"/>
           <w:color w:val="1A1A1A"/>
@@ -91,18 +91,18 @@
       <w:pPr>
         <w:shd w:val="clear" w:color="auto" w:fill="F4F7FA"/>
         <w:jc w:val="center"/>
-        <w:divId w:val="796683721"/>
-        <w:rPr>
-          <w:rFonts w:ascii="Calibri" w:eastAsia="Times New Roman" w:hAnsi="Calibri" w:cs="Calibri"/>
-          <w:color w:val="1A1A1A"/>
-        </w:rPr>
-      </w:pPr>
-      <w:r>
-        <w:rPr>
-          <w:rFonts w:ascii="Calibri" w:eastAsia="Times New Roman" w:hAnsi="Calibri" w:cs="Calibri"/>
-          <w:color w:val="1A1A1A"/>
-        </w:rPr>
-        <w:pict w14:anchorId="52C46FCC">
+        <w:divId w:val="1440299589"/>
+        <w:rPr>
+          <w:rFonts w:ascii="Calibri" w:eastAsia="Times New Roman" w:hAnsi="Calibri" w:cs="Calibri"/>
+          <w:color w:val="1A1A1A"/>
+        </w:rPr>
+      </w:pPr>
+      <w:r>
+        <w:rPr>
+          <w:rFonts w:ascii="Calibri" w:eastAsia="Times New Roman" w:hAnsi="Calibri" w:cs="Calibri"/>
+          <w:color w:val="1A1A1A"/>
+        </w:rPr>
+        <w:pict w14:anchorId="726C97A8">
           <v:rect id="_x0000_i1025" style="width:0;height:1.5pt" o:hralign="center" o:hrstd="t" o:hr="t" fillcolor="#a0a0a0" stroked="f"/>
         </w:pict>
       </w:r>
@@ -116,7 +116,7 @@
         <w:shd w:val="clear" w:color="auto" w:fill="F4F7FA"/>
         <w:spacing w:before="75" w:after="75" w:afterAutospacing="0"/>
         <w:jc w:val="center"/>
-        <w:divId w:val="796683721"/>
+        <w:divId w:val="1440299589"/>
         <w:rPr>
           <w:rFonts w:ascii="Calibri" w:eastAsia="Times New Roman" w:hAnsi="Calibri" w:cs="Calibri"/>
           <w:color w:val="003366"/>
@@ -127,7 +127,7 @@
           <w:rFonts w:ascii="Calibri" w:eastAsia="Times New Roman" w:hAnsi="Calibri" w:cs="Calibri"/>
           <w:color w:val="003366"/>
         </w:rPr>
-        <w:t>Assignment No 1: Merge Sort</w:t>
+        <w:t>Assignment No. 1: Merge Sort</w:t>
       </w:r>
     </w:p>
     <w:p>
@@ -135,7 +135,7 @@
         <w:pStyle w:val="NormalWeb"/>
         <w:shd w:val="clear" w:color="auto" w:fill="EEF4FB"/>
         <w:spacing w:before="45" w:beforeAutospacing="0" w:after="45" w:afterAutospacing="0"/>
-        <w:divId w:val="1614820004"/>
+        <w:divId w:val="310208979"/>
         <w:rPr>
           <w:rFonts w:ascii="Calibri" w:hAnsi="Calibri" w:cs="Calibri"/>
           <w:b/>
@@ -166,7 +166,7 @@
         <w:pStyle w:val="NormalWeb"/>
         <w:shd w:val="clear" w:color="auto" w:fill="EEF4FB"/>
         <w:spacing w:before="45" w:beforeAutospacing="0" w:after="45" w:afterAutospacing="0"/>
-        <w:divId w:val="1614820004"/>
+        <w:divId w:val="310208979"/>
         <w:rPr>
           <w:rFonts w:ascii="Calibri" w:hAnsi="Calibri" w:cs="Calibri"/>
           <w:b/>
@@ -197,7 +197,7 @@
         <w:pStyle w:val="NormalWeb"/>
         <w:shd w:val="clear" w:color="auto" w:fill="EEF4FB"/>
         <w:spacing w:before="45" w:beforeAutospacing="0" w:after="45" w:afterAutospacing="0"/>
-        <w:divId w:val="1614820004"/>
+        <w:divId w:val="310208979"/>
         <w:rPr>
           <w:rFonts w:ascii="Calibri" w:hAnsi="Calibri" w:cs="Calibri"/>
           <w:b/>
@@ -228,7 +228,7 @@
         <w:pStyle w:val="NormalWeb"/>
         <w:shd w:val="clear" w:color="auto" w:fill="EEF4FB"/>
         <w:spacing w:before="45" w:beforeAutospacing="0" w:after="45" w:afterAutospacing="0"/>
-        <w:divId w:val="1614820004"/>
+        <w:divId w:val="310208979"/>
         <w:rPr>
           <w:rFonts w:ascii="Calibri" w:hAnsi="Calibri" w:cs="Calibri"/>
           <w:b/>
@@ -257,22 +257,22 @@
     <w:p>
       <w:pPr>
         <w:pStyle w:val="Heading2"/>
-        <w:divId w:val="16544875"/>
-        <w:rPr>
-          <w:rFonts w:ascii="Calibri" w:eastAsia="Times New Roman" w:hAnsi="Calibri" w:cs="Calibri"/>
-        </w:rPr>
-      </w:pPr>
-      <w:r>
-        <w:rPr>
-          <w:rFonts w:ascii="Calibri" w:eastAsia="Times New Roman" w:hAnsi="Calibri" w:cs="Calibri"/>
-        </w:rPr>
-        <w:t>1. Topic:</w:t>
+        <w:divId w:val="830952278"/>
+        <w:rPr>
+          <w:rFonts w:ascii="Calibri" w:eastAsia="Times New Roman" w:hAnsi="Calibri" w:cs="Calibri"/>
+        </w:rPr>
+      </w:pPr>
+      <w:r>
+        <w:rPr>
+          <w:rFonts w:ascii="Calibri" w:eastAsia="Times New Roman" w:hAnsi="Calibri" w:cs="Calibri"/>
+        </w:rPr>
+        <w:t>1. Problem Statement:</w:t>
       </w:r>
     </w:p>
     <w:p>
       <w:pPr>
         <w:pStyle w:val="NormalWeb"/>
-        <w:divId w:val="16544875"/>
+        <w:divId w:val="830952278"/>
         <w:rPr>
           <w:rFonts w:ascii="Calibri" w:hAnsi="Calibri" w:cs="Calibri"/>
           <w:color w:val="1A1A1A"/>
@@ -289,7 +289,7 @@
     <w:p>
       <w:pPr>
         <w:pStyle w:val="Heading2"/>
-        <w:divId w:val="16544875"/>
+        <w:divId w:val="830952278"/>
         <w:rPr>
           <w:rFonts w:ascii="Calibri" w:eastAsia="Times New Roman" w:hAnsi="Calibri" w:cs="Calibri"/>
         </w:rPr>
@@ -299,6 +299,118 @@
           <w:rFonts w:ascii="Calibri" w:eastAsia="Times New Roman" w:hAnsi="Calibri" w:cs="Calibri"/>
         </w:rPr>
         <w:t>2. Course Objective:</w:t>
+      </w:r>
+    </w:p>
+    <w:p>
+      <w:pPr>
+        <w:pStyle w:val="NormalWeb"/>
+        <w:divId w:val="830952278"/>
+        <w:rPr>
+          <w:rFonts w:ascii="Calibri" w:hAnsi="Calibri" w:cs="Calibri"/>
+          <w:color w:val="1A1A1A"/>
+        </w:rPr>
+      </w:pPr>
+      <w:r>
+        <w:rPr>
+          <w:rFonts w:ascii="Calibri" w:hAnsi="Calibri" w:cs="Calibri"/>
+          <w:color w:val="1A1A1A"/>
+        </w:rPr>
+        <w:t>2.1. To know the basics of computational complexity of various algorithms.</w:t>
+      </w:r>
+      <w:r>
+        <w:rPr>
+          <w:rFonts w:ascii="Calibri" w:hAnsi="Calibri" w:cs="Calibri"/>
+          <w:color w:val="1A1A1A"/>
+        </w:rPr>
+        <w:br/>
+        <w:t>2.2. To select appropriate algorithm design strategies to solve real-world problems.</w:t>
+      </w:r>
+    </w:p>
+    <w:p>
+      <w:pPr>
+        <w:pStyle w:val="Heading2"/>
+        <w:divId w:val="830952278"/>
+        <w:rPr>
+          <w:rFonts w:ascii="Calibri" w:eastAsia="Times New Roman" w:hAnsi="Calibri" w:cs="Calibri"/>
+        </w:rPr>
+      </w:pPr>
+      <w:r>
+        <w:rPr>
+          <w:rFonts w:ascii="Calibri" w:eastAsia="Times New Roman" w:hAnsi="Calibri" w:cs="Calibri"/>
+        </w:rPr>
+        <w:t>3. Course Outcome:</w:t>
+      </w:r>
+    </w:p>
+    <w:p>
+      <w:pPr>
+        <w:pStyle w:val="NormalWeb"/>
+        <w:divId w:val="830952278"/>
+        <w:rPr>
+          <w:rFonts w:ascii="Calibri" w:hAnsi="Calibri" w:cs="Calibri"/>
+          <w:color w:val="1A1A1A"/>
+        </w:rPr>
+      </w:pPr>
+      <w:r>
+        <w:rPr>
+          <w:rFonts w:ascii="Calibri" w:hAnsi="Calibri" w:cs="Calibri"/>
+          <w:color w:val="1A1A1A"/>
+        </w:rPr>
+        <w:t>3.1. Analyze the asymptotic performance of algorithms</w:t>
+      </w:r>
+      <w:r>
+        <w:rPr>
+          <w:rFonts w:ascii="Calibri" w:hAnsi="Calibri" w:cs="Calibri"/>
+          <w:color w:val="1A1A1A"/>
+        </w:rPr>
+        <w:br/>
+        <w:t>3.2. Solve computational problems by applying suitable paradigms of Divide and Conquer or Greedy methodologies</w:t>
+      </w:r>
+    </w:p>
+    <w:p>
+      <w:pPr>
+        <w:pStyle w:val="Heading2"/>
+        <w:divId w:val="830952278"/>
+        <w:rPr>
+          <w:rFonts w:ascii="Calibri" w:eastAsia="Times New Roman" w:hAnsi="Calibri" w:cs="Calibri"/>
+        </w:rPr>
+      </w:pPr>
+      <w:r>
+        <w:rPr>
+          <w:rFonts w:ascii="Calibri" w:eastAsia="Times New Roman" w:hAnsi="Calibri" w:cs="Calibri"/>
+        </w:rPr>
+        <w:t>Theory:</w:t>
+      </w:r>
+    </w:p>
+    <w:p>
+      <w:pPr>
+        <w:pStyle w:val="NormalWeb"/>
+        <w:divId w:val="830952278"/>
+        <w:rPr>
+          <w:rFonts w:ascii="Calibri" w:hAnsi="Calibri" w:cs="Calibri"/>
+          <w:color w:val="1A1A1A"/>
+        </w:rPr>
+      </w:pPr>
+      <w:r>
+        <w:rPr>
+          <w:rFonts w:ascii="Calibri" w:hAnsi="Calibri" w:cs="Calibri"/>
+          <w:color w:val="1A1A1A"/>
+        </w:rPr>
+        <w:t>Merge sort is a popular sorting algorithm known for its efficiency and stability. It follows the divide and conquer approach. It works by recursively dividing the input array into two halves, recursively sorting the two halves and finally merging them back together to obtain the sorted array.</w:t>
+      </w:r>
+    </w:p>
+    <w:p>
+      <w:pPr>
+        <w:pStyle w:val="Heading3"/>
+        <w:divId w:val="830952278"/>
+        <w:rPr>
+          <w:rFonts w:ascii="Calibri" w:eastAsia="Times New Roman" w:hAnsi="Calibri" w:cs="Calibri"/>
+        </w:rPr>
+      </w:pPr>
+      <w:r>
+        <w:rPr>
+          <w:rFonts w:ascii="Calibri" w:eastAsia="Times New Roman" w:hAnsi="Calibri" w:cs="Calibri"/>
+        </w:rPr>
+        <w:t>Working of Merge Sort:</w:t>
       </w:r>
     </w:p>
     <w:p>
@@ -308,18 +420,27 @@
           <w:numId w:val="1"/>
         </w:numPr>
         <w:spacing w:before="100" w:beforeAutospacing="1" w:after="100" w:afterAutospacing="1"/>
-        <w:divId w:val="16544875"/>
-        <w:rPr>
-          <w:rFonts w:ascii="Calibri" w:eastAsia="Times New Roman" w:hAnsi="Calibri" w:cs="Calibri"/>
-          <w:color w:val="1A1A1A"/>
-        </w:rPr>
-      </w:pPr>
-      <w:r>
-        <w:rPr>
-          <w:rFonts w:ascii="Calibri" w:eastAsia="Times New Roman" w:hAnsi="Calibri" w:cs="Calibri"/>
-          <w:color w:val="1A1A1A"/>
-        </w:rPr>
-        <w:t>To know the basics of computational complexity of various algorithms.</w:t>
+        <w:divId w:val="830952278"/>
+        <w:rPr>
+          <w:rFonts w:ascii="Calibri" w:eastAsia="Times New Roman" w:hAnsi="Calibri" w:cs="Calibri"/>
+          <w:color w:val="1A1A1A"/>
+        </w:rPr>
+      </w:pPr>
+      <w:r>
+        <w:rPr>
+          <w:rStyle w:val="Strong"/>
+          <w:rFonts w:ascii="Calibri" w:eastAsia="Times New Roman" w:hAnsi="Calibri" w:cs="Calibri"/>
+          <w:color w:val="1A1A1A"/>
+        </w:rPr>
+        <w:lastRenderedPageBreak/>
+        <w:t>Divide:</w:t>
+      </w:r>
+      <w:r>
+        <w:rPr>
+          <w:rFonts w:ascii="Calibri" w:eastAsia="Times New Roman" w:hAnsi="Calibri" w:cs="Calibri"/>
+          <w:color w:val="1A1A1A"/>
+        </w:rPr>
+        <w:t xml:space="preserve"> Keep dividing the list or array into two equal halves again and again, until each part has only one element left.</w:t>
       </w:r>
     </w:p>
     <w:p>
@@ -329,33 +450,1753 @@
           <w:numId w:val="1"/>
         </w:numPr>
         <w:spacing w:before="100" w:beforeAutospacing="1" w:after="100" w:afterAutospacing="1"/>
-        <w:divId w:val="16544875"/>
-        <w:rPr>
-          <w:rFonts w:ascii="Calibri" w:eastAsia="Times New Roman" w:hAnsi="Calibri" w:cs="Calibri"/>
-          <w:color w:val="1A1A1A"/>
-        </w:rPr>
-      </w:pPr>
-      <w:r>
-        <w:rPr>
-          <w:rFonts w:ascii="Calibri" w:eastAsia="Times New Roman" w:hAnsi="Calibri" w:cs="Calibri"/>
-          <w:color w:val="1A1A1A"/>
-        </w:rPr>
-        <w:t>To select appropriate algorithm design strategies to solve real-world problems.</w:t>
+        <w:divId w:val="830952278"/>
+        <w:rPr>
+          <w:rFonts w:ascii="Calibri" w:eastAsia="Times New Roman" w:hAnsi="Calibri" w:cs="Calibri"/>
+          <w:color w:val="1A1A1A"/>
+        </w:rPr>
+      </w:pPr>
+      <w:r>
+        <w:rPr>
+          <w:rStyle w:val="Strong"/>
+          <w:rFonts w:ascii="Calibri" w:eastAsia="Times New Roman" w:hAnsi="Calibri" w:cs="Calibri"/>
+          <w:color w:val="1A1A1A"/>
+        </w:rPr>
+        <w:t>Conquer:</w:t>
+      </w:r>
+      <w:r>
+        <w:rPr>
+          <w:rFonts w:ascii="Calibri" w:eastAsia="Times New Roman" w:hAnsi="Calibri" w:cs="Calibri"/>
+          <w:color w:val="1A1A1A"/>
+        </w:rPr>
+        <w:t xml:space="preserve"> Each sub array is sorted individually using the merge sort algorithm.</w:t>
+      </w:r>
+    </w:p>
+    <w:p>
+      <w:pPr>
+        <w:numPr>
+          <w:ilvl w:val="0"/>
+          <w:numId w:val="1"/>
+        </w:numPr>
+        <w:spacing w:before="100" w:beforeAutospacing="1" w:after="100" w:afterAutospacing="1"/>
+        <w:divId w:val="830952278"/>
+        <w:rPr>
+          <w:rFonts w:ascii="Calibri" w:eastAsia="Times New Roman" w:hAnsi="Calibri" w:cs="Calibri"/>
+          <w:color w:val="1A1A1A"/>
+        </w:rPr>
+      </w:pPr>
+      <w:r>
+        <w:rPr>
+          <w:rStyle w:val="Strong"/>
+          <w:rFonts w:ascii="Calibri" w:eastAsia="Times New Roman" w:hAnsi="Calibri" w:cs="Calibri"/>
+          <w:color w:val="1A1A1A"/>
+        </w:rPr>
+        <w:t>Merge:</w:t>
+      </w:r>
+      <w:r>
+        <w:rPr>
+          <w:rFonts w:ascii="Calibri" w:eastAsia="Times New Roman" w:hAnsi="Calibri" w:cs="Calibri"/>
+          <w:color w:val="1A1A1A"/>
+        </w:rPr>
+        <w:t xml:space="preserve"> The sorted sub arrays are merged back together in sorted order. The process continues until all elements from both sub arrays have been merged.</w:t>
+      </w:r>
+    </w:p>
+    <w:p>
+      <w:pPr>
+        <w:pStyle w:val="Heading3"/>
+        <w:divId w:val="830952278"/>
+        <w:rPr>
+          <w:rFonts w:ascii="Calibri" w:eastAsia="Times New Roman" w:hAnsi="Calibri" w:cs="Calibri"/>
+        </w:rPr>
+      </w:pPr>
+      <w:r>
+        <w:rPr>
+          <w:rFonts w:ascii="Calibri" w:eastAsia="Times New Roman" w:hAnsi="Calibri" w:cs="Calibri"/>
+        </w:rPr>
+        <w:t>Complexity Analysis of Merge Sort:</w:t>
+      </w:r>
+    </w:p>
+    <w:p>
+      <w:pPr>
+        <w:pStyle w:val="NormalWeb"/>
+        <w:divId w:val="830952278"/>
+        <w:rPr>
+          <w:rFonts w:ascii="Calibri" w:hAnsi="Calibri" w:cs="Calibri"/>
+          <w:color w:val="1A1A1A"/>
+        </w:rPr>
+      </w:pPr>
+      <w:r>
+        <w:rPr>
+          <w:rStyle w:val="Strong"/>
+          <w:rFonts w:ascii="Calibri" w:hAnsi="Calibri" w:cs="Calibri"/>
+          <w:color w:val="1A1A1A"/>
+        </w:rPr>
+        <w:t>Divide step:</w:t>
+      </w:r>
+      <w:r>
+        <w:rPr>
+          <w:rFonts w:ascii="Calibri" w:hAnsi="Calibri" w:cs="Calibri"/>
+          <w:color w:val="1A1A1A"/>
+        </w:rPr>
+        <w:t xml:space="preserve"> </w:t>
+      </w:r>
+      <w:r>
+        <w:rPr>
+          <w:rFonts w:ascii="Calibri" w:hAnsi="Calibri" w:cs="Calibri"/>
+          <w:color w:val="1A1A1A"/>
+        </w:rPr>
+        <w:t>The array is recursively divided into two halves until each subarray has one element. Number of times we can divide an array of size n = log</w:t>
+      </w:r>
+      <w:r>
+        <w:rPr>
+          <w:rFonts w:ascii="Calibri" w:hAnsi="Calibri" w:cs="Calibri"/>
+          <w:color w:val="1A1A1A"/>
+          <w:vertAlign w:val="subscript"/>
+        </w:rPr>
+        <w:t>2</w:t>
+      </w:r>
+      <w:r>
+        <w:rPr>
+          <w:rFonts w:ascii="Calibri" w:hAnsi="Calibri" w:cs="Calibri"/>
+          <w:color w:val="1A1A1A"/>
+        </w:rPr>
+        <w:t>(n) (height of recursion tree).</w:t>
+      </w:r>
+      <w:r>
+        <w:rPr>
+          <w:rFonts w:ascii="Calibri" w:hAnsi="Calibri" w:cs="Calibri"/>
+          <w:color w:val="1A1A1A"/>
+        </w:rPr>
+        <w:br/>
+      </w:r>
+      <w:r>
+        <w:rPr>
+          <w:rStyle w:val="Strong"/>
+          <w:rFonts w:ascii="Calibri" w:hAnsi="Calibri" w:cs="Calibri"/>
+          <w:color w:val="1A1A1A"/>
+        </w:rPr>
+        <w:t>Merge step:</w:t>
+      </w:r>
+      <w:r>
+        <w:rPr>
+          <w:rFonts w:ascii="Calibri" w:hAnsi="Calibri" w:cs="Calibri"/>
+          <w:color w:val="1A1A1A"/>
+        </w:rPr>
+        <w:t xml:space="preserve"> At each level of recursion, all n elements are merged.</w:t>
+      </w:r>
+      <w:r>
+        <w:rPr>
+          <w:rFonts w:ascii="Calibri" w:hAnsi="Calibri" w:cs="Calibri"/>
+          <w:color w:val="1A1A1A"/>
+        </w:rPr>
+        <w:br/>
+      </w:r>
+      <w:r>
+        <w:rPr>
+          <w:rStyle w:val="Strong"/>
+          <w:rFonts w:ascii="Calibri" w:hAnsi="Calibri" w:cs="Calibri"/>
+          <w:color w:val="1A1A1A"/>
+        </w:rPr>
+        <w:t>Total work</w:t>
+      </w:r>
+      <w:r>
+        <w:rPr>
+          <w:rFonts w:ascii="Calibri" w:hAnsi="Calibri" w:cs="Calibri"/>
+          <w:color w:val="1A1A1A"/>
+        </w:rPr>
+        <w:t xml:space="preserve"> = number of levels × work per level = log</w:t>
+      </w:r>
+      <w:r>
+        <w:rPr>
+          <w:rFonts w:ascii="Calibri" w:hAnsi="Calibri" w:cs="Calibri"/>
+          <w:color w:val="1A1A1A"/>
+          <w:vertAlign w:val="subscript"/>
+        </w:rPr>
+        <w:t>2</w:t>
+      </w:r>
+      <w:r>
+        <w:rPr>
+          <w:rFonts w:ascii="Calibri" w:hAnsi="Calibri" w:cs="Calibri"/>
+          <w:color w:val="1A1A1A"/>
+        </w:rPr>
+        <w:t>(n) × n = O(n log n).</w:t>
+      </w:r>
+    </w:p>
+    <w:p>
+      <w:pPr>
+        <w:pStyle w:val="Heading3"/>
+        <w:divId w:val="830952278"/>
+        <w:rPr>
+          <w:rFonts w:ascii="Calibri" w:eastAsia="Times New Roman" w:hAnsi="Calibri" w:cs="Calibri"/>
+        </w:rPr>
+      </w:pPr>
+      <w:r>
+        <w:rPr>
+          <w:rFonts w:ascii="Calibri" w:eastAsia="Times New Roman" w:hAnsi="Calibri" w:cs="Calibri"/>
+        </w:rPr>
+        <w:t>Analysis of Merge Sort Time Complexity:</w:t>
+      </w:r>
+    </w:p>
+    <w:p>
+      <w:pPr>
+        <w:pStyle w:val="NormalWeb"/>
+        <w:divId w:val="830952278"/>
+        <w:rPr>
+          <w:rFonts w:ascii="Calibri" w:hAnsi="Calibri" w:cs="Calibri"/>
+          <w:color w:val="1A1A1A"/>
+        </w:rPr>
+      </w:pPr>
+      <w:r>
+        <w:rPr>
+          <w:rStyle w:val="Strong"/>
+          <w:rFonts w:ascii="Calibri" w:hAnsi="Calibri" w:cs="Calibri"/>
+          <w:color w:val="1A1A1A"/>
+        </w:rPr>
+        <w:t>Best Case Time Complexity:</w:t>
+      </w:r>
+      <w:r>
+        <w:rPr>
+          <w:rFonts w:ascii="Calibri" w:hAnsi="Calibri" w:cs="Calibri"/>
+          <w:color w:val="1A1A1A"/>
+        </w:rPr>
+        <w:t xml:space="preserve"> </w:t>
+      </w:r>
+      <w:r>
+        <w:rPr>
+          <w:rFonts w:ascii="Calibri" w:hAnsi="Calibri" w:cs="Calibri"/>
+          <w:color w:val="1A1A1A"/>
+        </w:rPr>
+        <w:t xml:space="preserve">Even if the array is already sorted, Merge Sort still divides and merges every element. Merging sorted sub arrays still requires scanning through all elements. </w:t>
+      </w:r>
+      <w:r>
+        <w:rPr>
+          <w:rStyle w:val="Strong"/>
+          <w:rFonts w:ascii="Calibri" w:hAnsi="Calibri" w:cs="Calibri"/>
+          <w:color w:val="1A1A1A"/>
+        </w:rPr>
+        <w:t>Best Case = O(n log n)</w:t>
+      </w:r>
+    </w:p>
+    <w:p>
+      <w:pPr>
+        <w:pStyle w:val="NormalWeb"/>
+        <w:divId w:val="830952278"/>
+        <w:rPr>
+          <w:rFonts w:ascii="Calibri" w:hAnsi="Calibri" w:cs="Calibri"/>
+          <w:color w:val="1A1A1A"/>
+        </w:rPr>
+      </w:pPr>
+      <w:r>
+        <w:rPr>
+          <w:rStyle w:val="Strong"/>
+          <w:rFonts w:ascii="Calibri" w:hAnsi="Calibri" w:cs="Calibri"/>
+          <w:color w:val="1A1A1A"/>
+        </w:rPr>
+        <w:t>Average Case Time Complexity:</w:t>
+      </w:r>
+      <w:r>
+        <w:rPr>
+          <w:rFonts w:ascii="Calibri" w:hAnsi="Calibri" w:cs="Calibri"/>
+          <w:color w:val="1A1A1A"/>
+        </w:rPr>
+        <w:t xml:space="preserve"> For randomly arranged data, the algorithm still divides into halves and merges them. On average, the number of comparisons during merging is proportional to n. </w:t>
+      </w:r>
+      <w:r>
+        <w:rPr>
+          <w:rStyle w:val="Strong"/>
+          <w:rFonts w:ascii="Calibri" w:hAnsi="Calibri" w:cs="Calibri"/>
+          <w:color w:val="1A1A1A"/>
+        </w:rPr>
+        <w:t>Average Case = O(n log n)</w:t>
+      </w:r>
+    </w:p>
+    <w:p>
+      <w:pPr>
+        <w:pStyle w:val="NormalWeb"/>
+        <w:divId w:val="830952278"/>
+        <w:rPr>
+          <w:rFonts w:ascii="Calibri" w:hAnsi="Calibri" w:cs="Calibri"/>
+          <w:color w:val="1A1A1A"/>
+        </w:rPr>
+      </w:pPr>
+      <w:r>
+        <w:rPr>
+          <w:rStyle w:val="Strong"/>
+          <w:rFonts w:ascii="Calibri" w:hAnsi="Calibri" w:cs="Calibri"/>
+          <w:color w:val="1A1A1A"/>
+        </w:rPr>
+        <w:t>Worst Case Complexity:</w:t>
+      </w:r>
+      <w:r>
+        <w:rPr>
+          <w:rFonts w:ascii="Calibri" w:hAnsi="Calibri" w:cs="Calibri"/>
+          <w:color w:val="1A1A1A"/>
+        </w:rPr>
+        <w:t xml:space="preserve"> </w:t>
+      </w:r>
+      <w:r>
+        <w:rPr>
+          <w:rFonts w:ascii="Calibri" w:hAnsi="Calibri" w:cs="Calibri"/>
+          <w:color w:val="1A1A1A"/>
+        </w:rPr>
+        <w:t xml:space="preserve">Even if the array is sorted in descending order (worst arrangement for comparisons), Merge Sort still performs the same divide-and-merge procedure. Comparisons may be maximum, but still bounded by O(n log n). </w:t>
+      </w:r>
+      <w:r>
+        <w:rPr>
+          <w:rStyle w:val="Strong"/>
+          <w:rFonts w:ascii="Calibri" w:hAnsi="Calibri" w:cs="Calibri"/>
+          <w:color w:val="1A1A1A"/>
+        </w:rPr>
+        <w:t>Worst Case = O(n log n)</w:t>
+      </w:r>
+    </w:p>
+    <w:p>
+      <w:pPr>
+        <w:pStyle w:val="Heading3"/>
+        <w:divId w:val="830952278"/>
+        <w:rPr>
+          <w:rFonts w:ascii="Calibri" w:eastAsia="Times New Roman" w:hAnsi="Calibri" w:cs="Calibri"/>
+        </w:rPr>
+      </w:pPr>
+      <w:r>
+        <w:rPr>
+          <w:rFonts w:ascii="Calibri" w:eastAsia="Times New Roman" w:hAnsi="Calibri" w:cs="Calibri"/>
+        </w:rPr>
+        <w:t>Analysis of Merge Sort Space Complexity:</w:t>
+      </w:r>
+    </w:p>
+    <w:p>
+      <w:pPr>
+        <w:pStyle w:val="NormalWeb"/>
+        <w:divId w:val="830952278"/>
+        <w:rPr>
+          <w:rFonts w:ascii="Calibri" w:hAnsi="Calibri" w:cs="Calibri"/>
+          <w:color w:val="1A1A1A"/>
+        </w:rPr>
+      </w:pPr>
+      <w:r>
+        <w:rPr>
+          <w:rFonts w:ascii="Calibri" w:hAnsi="Calibri" w:cs="Calibri"/>
+          <w:color w:val="1A1A1A"/>
+        </w:rPr>
+        <w:t>In merge sort, all elements are copied into an auxiliary array of size N, where N is the number of elements present in the unsorted array. Hence, the space complexity for Merge Sort is O(N).</w:t>
       </w:r>
     </w:p>
     <w:p>
       <w:pPr>
         <w:pStyle w:val="Heading2"/>
-        <w:divId w:val="16544875"/>
-        <w:rPr>
-          <w:rFonts w:ascii="Calibri" w:eastAsia="Times New Roman" w:hAnsi="Calibri" w:cs="Calibri"/>
-        </w:rPr>
-      </w:pPr>
-      <w:r>
-        <w:rPr>
-          <w:rFonts w:ascii="Calibri" w:eastAsia="Times New Roman" w:hAnsi="Calibri" w:cs="Calibri"/>
-        </w:rPr>
-        <w:t>3. Course Outcome:</w:t>
+        <w:divId w:val="830952278"/>
+        <w:rPr>
+          <w:rFonts w:ascii="Calibri" w:eastAsia="Times New Roman" w:hAnsi="Calibri" w:cs="Calibri"/>
+        </w:rPr>
+      </w:pPr>
+      <w:r>
+        <w:rPr>
+          <w:rFonts w:ascii="Calibri" w:eastAsia="Times New Roman" w:hAnsi="Calibri" w:cs="Calibri"/>
+        </w:rPr>
+        <w:t>Merge Sort Algorithm:</w:t>
+      </w:r>
+    </w:p>
+    <w:p>
+      <w:pPr>
+        <w:pStyle w:val="NormalWeb"/>
+        <w:divId w:val="830952278"/>
+        <w:rPr>
+          <w:rFonts w:ascii="Calibri" w:hAnsi="Calibri" w:cs="Calibri"/>
+          <w:color w:val="1A1A1A"/>
+        </w:rPr>
+      </w:pPr>
+      <w:r>
+        <w:rPr>
+          <w:rFonts w:ascii="Calibri" w:hAnsi="Calibri" w:cs="Calibri"/>
+          <w:color w:val="1A1A1A"/>
+        </w:rPr>
+        <w:t>Step 1: If it is only one element in the list, consider it already sorted, so return.</w:t>
+      </w:r>
+      <w:r>
+        <w:rPr>
+          <w:rFonts w:ascii="Calibri" w:hAnsi="Calibri" w:cs="Calibri"/>
+          <w:color w:val="1A1A1A"/>
+        </w:rPr>
+        <w:br/>
+        <w:t>Step 2: Divide the list recursively into two halves until it can’t no more be divided.</w:t>
+      </w:r>
+      <w:r>
+        <w:rPr>
+          <w:rFonts w:ascii="Calibri" w:hAnsi="Calibri" w:cs="Calibri"/>
+          <w:color w:val="1A1A1A"/>
+        </w:rPr>
+        <w:br/>
+        <w:t>Step 3: Merge the smaller lists into new list in sorted order.</w:t>
+      </w:r>
+    </w:p>
+    <w:p>
+      <w:pPr>
+        <w:pStyle w:val="Heading2"/>
+        <w:divId w:val="830952278"/>
+        <w:rPr>
+          <w:rFonts w:ascii="Calibri" w:eastAsia="Times New Roman" w:hAnsi="Calibri" w:cs="Calibri"/>
+        </w:rPr>
+      </w:pPr>
+      <w:r>
+        <w:rPr>
+          <w:rFonts w:ascii="Calibri" w:eastAsia="Times New Roman" w:hAnsi="Calibri" w:cs="Calibri"/>
+        </w:rPr>
+        <w:t>Pseudo code:</w:t>
+      </w:r>
+    </w:p>
+    <w:p>
+      <w:pPr>
+        <w:pStyle w:val="HTMLPreformatted"/>
+        <w:divId w:val="830952278"/>
+        <w:rPr>
+          <w:color w:val="1A1A1A"/>
+        </w:rPr>
+      </w:pPr>
+    </w:p>
+    <w:p>
+      <w:pPr>
+        <w:pStyle w:val="HTMLPreformatted"/>
+        <w:divId w:val="830952278"/>
+        <w:rPr>
+          <w:color w:val="1A1A1A"/>
+        </w:rPr>
+      </w:pPr>
+      <w:r>
+        <w:rPr>
+          <w:color w:val="1A1A1A"/>
+        </w:rPr>
+        <w:t>procedure mergesort( var a as array )</w:t>
+      </w:r>
+    </w:p>
+    <w:p>
+      <w:pPr>
+        <w:pStyle w:val="HTMLPreformatted"/>
+        <w:divId w:val="830952278"/>
+        <w:rPr>
+          <w:color w:val="1A1A1A"/>
+        </w:rPr>
+      </w:pPr>
+      <w:r>
+        <w:rPr>
+          <w:color w:val="1A1A1A"/>
+        </w:rPr>
+        <w:t>if ( n == 1 ) return a</w:t>
+      </w:r>
+    </w:p>
+    <w:p>
+      <w:pPr>
+        <w:pStyle w:val="HTMLPreformatted"/>
+        <w:divId w:val="830952278"/>
+        <w:rPr>
+          <w:color w:val="1A1A1A"/>
+        </w:rPr>
+      </w:pPr>
+      <w:r>
+        <w:rPr>
+          <w:color w:val="1A1A1A"/>
+        </w:rPr>
+        <w:t xml:space="preserve">    var l1 as array = a[0] ... a[n/2]</w:t>
+      </w:r>
+    </w:p>
+    <w:p>
+      <w:pPr>
+        <w:pStyle w:val="HTMLPreformatted"/>
+        <w:divId w:val="830952278"/>
+        <w:rPr>
+          <w:color w:val="1A1A1A"/>
+        </w:rPr>
+      </w:pPr>
+      <w:r>
+        <w:rPr>
+          <w:color w:val="1A1A1A"/>
+        </w:rPr>
+        <w:t xml:space="preserve">    var l2 as array = a[n/2+1] ... a[n]</w:t>
+      </w:r>
+    </w:p>
+    <w:p>
+      <w:pPr>
+        <w:pStyle w:val="HTMLPreformatted"/>
+        <w:divId w:val="830952278"/>
+        <w:rPr>
+          <w:color w:val="1A1A1A"/>
+        </w:rPr>
+      </w:pPr>
+      <w:r>
+        <w:rPr>
+          <w:color w:val="1A1A1A"/>
+        </w:rPr>
+        <w:t xml:space="preserve">    l1 = mergesort( l1 )</w:t>
+      </w:r>
+    </w:p>
+    <w:p>
+      <w:pPr>
+        <w:pStyle w:val="HTMLPreformatted"/>
+        <w:divId w:val="830952278"/>
+        <w:rPr>
+          <w:color w:val="1A1A1A"/>
+        </w:rPr>
+      </w:pPr>
+      <w:r>
+        <w:rPr>
+          <w:color w:val="1A1A1A"/>
+        </w:rPr>
+        <w:t xml:space="preserve">    l2 = mergesort( l2 )</w:t>
+      </w:r>
+    </w:p>
+    <w:p>
+      <w:pPr>
+        <w:pStyle w:val="HTMLPreformatted"/>
+        <w:divId w:val="830952278"/>
+        <w:rPr>
+          <w:color w:val="1A1A1A"/>
+        </w:rPr>
+      </w:pPr>
+      <w:r>
+        <w:rPr>
+          <w:color w:val="1A1A1A"/>
+        </w:rPr>
+        <w:t xml:space="preserve">    return merge( l1, l2 )</w:t>
+      </w:r>
+    </w:p>
+    <w:p>
+      <w:pPr>
+        <w:pStyle w:val="HTMLPreformatted"/>
+        <w:divId w:val="830952278"/>
+        <w:rPr>
+          <w:color w:val="1A1A1A"/>
+        </w:rPr>
+      </w:pPr>
+      <w:r>
+        <w:rPr>
+          <w:color w:val="1A1A1A"/>
+        </w:rPr>
+        <w:t>end procedure</w:t>
+      </w:r>
+    </w:p>
+    <w:p>
+      <w:pPr>
+        <w:pStyle w:val="HTMLPreformatted"/>
+        <w:divId w:val="830952278"/>
+        <w:rPr>
+          <w:color w:val="1A1A1A"/>
+        </w:rPr>
+      </w:pPr>
+    </w:p>
+    <w:p>
+      <w:pPr>
+        <w:pStyle w:val="HTMLPreformatted"/>
+        <w:divId w:val="830952278"/>
+        <w:rPr>
+          <w:color w:val="1A1A1A"/>
+        </w:rPr>
+      </w:pPr>
+      <w:r>
+        <w:rPr>
+          <w:color w:val="1A1A1A"/>
+        </w:rPr>
+        <w:t>procedure merge( var a as array, var b as array )</w:t>
+      </w:r>
+    </w:p>
+    <w:p>
+      <w:pPr>
+        <w:pStyle w:val="HTMLPreformatted"/>
+        <w:divId w:val="830952278"/>
+        <w:rPr>
+          <w:color w:val="1A1A1A"/>
+        </w:rPr>
+      </w:pPr>
+      <w:r>
+        <w:rPr>
+          <w:color w:val="1A1A1A"/>
+        </w:rPr>
+        <w:t xml:space="preserve">    var c as array</w:t>
+      </w:r>
+    </w:p>
+    <w:p>
+      <w:pPr>
+        <w:pStyle w:val="HTMLPreformatted"/>
+        <w:divId w:val="830952278"/>
+        <w:rPr>
+          <w:color w:val="1A1A1A"/>
+        </w:rPr>
+      </w:pPr>
+      <w:r>
+        <w:rPr>
+          <w:color w:val="1A1A1A"/>
+        </w:rPr>
+        <w:t xml:space="preserve">    while ( a and b have elements )</w:t>
+      </w:r>
+    </w:p>
+    <w:p>
+      <w:pPr>
+        <w:pStyle w:val="HTMLPreformatted"/>
+        <w:divId w:val="830952278"/>
+        <w:rPr>
+          <w:color w:val="1A1A1A"/>
+        </w:rPr>
+      </w:pPr>
+      <w:r>
+        <w:rPr>
+          <w:color w:val="1A1A1A"/>
+        </w:rPr>
+        <w:t xml:space="preserve">        if ( a[0] &gt; b[0] )</w:t>
+      </w:r>
+    </w:p>
+    <w:p>
+      <w:pPr>
+        <w:pStyle w:val="HTMLPreformatted"/>
+        <w:divId w:val="830952278"/>
+        <w:rPr>
+          <w:color w:val="1A1A1A"/>
+        </w:rPr>
+      </w:pPr>
+      <w:r>
+        <w:rPr>
+          <w:color w:val="1A1A1A"/>
+        </w:rPr>
+        <w:t xml:space="preserve">            add b[0] to the end of c</w:t>
+      </w:r>
+    </w:p>
+    <w:p>
+      <w:pPr>
+        <w:pStyle w:val="HTMLPreformatted"/>
+        <w:divId w:val="830952278"/>
+        <w:rPr>
+          <w:color w:val="1A1A1A"/>
+        </w:rPr>
+      </w:pPr>
+      <w:r>
+        <w:rPr>
+          <w:color w:val="1A1A1A"/>
+        </w:rPr>
+        <w:t xml:space="preserve">            remove b[0] from b</w:t>
+      </w:r>
+    </w:p>
+    <w:p>
+      <w:pPr>
+        <w:pStyle w:val="HTMLPreformatted"/>
+        <w:divId w:val="830952278"/>
+        <w:rPr>
+          <w:color w:val="1A1A1A"/>
+        </w:rPr>
+      </w:pPr>
+      <w:r>
+        <w:rPr>
+          <w:color w:val="1A1A1A"/>
+        </w:rPr>
+        <w:t xml:space="preserve">        else</w:t>
+      </w:r>
+    </w:p>
+    <w:p>
+      <w:pPr>
+        <w:pStyle w:val="HTMLPreformatted"/>
+        <w:divId w:val="830952278"/>
+        <w:rPr>
+          <w:color w:val="1A1A1A"/>
+        </w:rPr>
+      </w:pPr>
+      <w:r>
+        <w:rPr>
+          <w:color w:val="1A1A1A"/>
+        </w:rPr>
+        <w:t xml:space="preserve">            add a[0] to the end of c</w:t>
+      </w:r>
+    </w:p>
+    <w:p>
+      <w:pPr>
+        <w:pStyle w:val="HTMLPreformatted"/>
+        <w:divId w:val="830952278"/>
+        <w:rPr>
+          <w:color w:val="1A1A1A"/>
+        </w:rPr>
+      </w:pPr>
+      <w:r>
+        <w:rPr>
+          <w:color w:val="1A1A1A"/>
+        </w:rPr>
+        <w:t xml:space="preserve">            remove a[0] from a</w:t>
+      </w:r>
+    </w:p>
+    <w:p>
+      <w:pPr>
+        <w:pStyle w:val="HTMLPreformatted"/>
+        <w:divId w:val="830952278"/>
+        <w:rPr>
+          <w:color w:val="1A1A1A"/>
+        </w:rPr>
+      </w:pPr>
+      <w:r>
+        <w:rPr>
+          <w:color w:val="1A1A1A"/>
+        </w:rPr>
+        <w:t xml:space="preserve">        end if</w:t>
+      </w:r>
+    </w:p>
+    <w:p>
+      <w:pPr>
+        <w:pStyle w:val="HTMLPreformatted"/>
+        <w:divId w:val="830952278"/>
+        <w:rPr>
+          <w:color w:val="1A1A1A"/>
+        </w:rPr>
+      </w:pPr>
+      <w:r>
+        <w:rPr>
+          <w:color w:val="1A1A1A"/>
+        </w:rPr>
+        <w:t xml:space="preserve">    end while</w:t>
+      </w:r>
+    </w:p>
+    <w:p>
+      <w:pPr>
+        <w:pStyle w:val="HTMLPreformatted"/>
+        <w:divId w:val="830952278"/>
+        <w:rPr>
+          <w:color w:val="1A1A1A"/>
+        </w:rPr>
+      </w:pPr>
+      <w:r>
+        <w:rPr>
+          <w:color w:val="1A1A1A"/>
+        </w:rPr>
+        <w:t xml:space="preserve">    while ( a has elements )</w:t>
+      </w:r>
+    </w:p>
+    <w:p>
+      <w:pPr>
+        <w:pStyle w:val="HTMLPreformatted"/>
+        <w:divId w:val="830952278"/>
+        <w:rPr>
+          <w:color w:val="1A1A1A"/>
+        </w:rPr>
+      </w:pPr>
+      <w:r>
+        <w:rPr>
+          <w:color w:val="1A1A1A"/>
+        </w:rPr>
+        <w:t xml:space="preserve">        add a[0] to the end of c</w:t>
+      </w:r>
+    </w:p>
+    <w:p>
+      <w:pPr>
+        <w:pStyle w:val="HTMLPreformatted"/>
+        <w:divId w:val="830952278"/>
+        <w:rPr>
+          <w:color w:val="1A1A1A"/>
+        </w:rPr>
+      </w:pPr>
+      <w:r>
+        <w:rPr>
+          <w:color w:val="1A1A1A"/>
+        </w:rPr>
+        <w:t xml:space="preserve">        remove a[0] from a</w:t>
+      </w:r>
+    </w:p>
+    <w:p>
+      <w:pPr>
+        <w:pStyle w:val="HTMLPreformatted"/>
+        <w:divId w:val="830952278"/>
+        <w:rPr>
+          <w:color w:val="1A1A1A"/>
+        </w:rPr>
+      </w:pPr>
+      <w:r>
+        <w:rPr>
+          <w:color w:val="1A1A1A"/>
+        </w:rPr>
+        <w:t xml:space="preserve">    end while</w:t>
+      </w:r>
+    </w:p>
+    <w:p>
+      <w:pPr>
+        <w:pStyle w:val="HTMLPreformatted"/>
+        <w:divId w:val="830952278"/>
+        <w:rPr>
+          <w:color w:val="1A1A1A"/>
+        </w:rPr>
+      </w:pPr>
+      <w:r>
+        <w:rPr>
+          <w:color w:val="1A1A1A"/>
+        </w:rPr>
+        <w:t xml:space="preserve">    while ( b has elements )</w:t>
+      </w:r>
+    </w:p>
+    <w:p>
+      <w:pPr>
+        <w:pStyle w:val="HTMLPreformatted"/>
+        <w:divId w:val="830952278"/>
+        <w:rPr>
+          <w:color w:val="1A1A1A"/>
+        </w:rPr>
+      </w:pPr>
+      <w:r>
+        <w:rPr>
+          <w:color w:val="1A1A1A"/>
+        </w:rPr>
+        <w:t xml:space="preserve">        add b[0] to the end of c</w:t>
+      </w:r>
+    </w:p>
+    <w:p>
+      <w:pPr>
+        <w:pStyle w:val="HTMLPreformatted"/>
+        <w:divId w:val="830952278"/>
+        <w:rPr>
+          <w:color w:val="1A1A1A"/>
+        </w:rPr>
+      </w:pPr>
+      <w:r>
+        <w:rPr>
+          <w:color w:val="1A1A1A"/>
+        </w:rPr>
+        <w:t xml:space="preserve">        remove b[0] from b</w:t>
+      </w:r>
+    </w:p>
+    <w:p>
+      <w:pPr>
+        <w:pStyle w:val="HTMLPreformatted"/>
+        <w:divId w:val="830952278"/>
+        <w:rPr>
+          <w:color w:val="1A1A1A"/>
+        </w:rPr>
+      </w:pPr>
+      <w:r>
+        <w:rPr>
+          <w:color w:val="1A1A1A"/>
+        </w:rPr>
+        <w:t xml:space="preserve">    </w:t>
+      </w:r>
+      <w:r>
+        <w:rPr>
+          <w:color w:val="1A1A1A"/>
+        </w:rPr>
+        <w:t>end while</w:t>
+      </w:r>
+    </w:p>
+    <w:p>
+      <w:pPr>
+        <w:pStyle w:val="HTMLPreformatted"/>
+        <w:divId w:val="830952278"/>
+        <w:rPr>
+          <w:color w:val="1A1A1A"/>
+        </w:rPr>
+      </w:pPr>
+      <w:r>
+        <w:rPr>
+          <w:color w:val="1A1A1A"/>
+        </w:rPr>
+        <w:t xml:space="preserve">    return c</w:t>
+      </w:r>
+    </w:p>
+    <w:p>
+      <w:pPr>
+        <w:pStyle w:val="HTMLPreformatted"/>
+        <w:divId w:val="830952278"/>
+        <w:rPr>
+          <w:color w:val="1A1A1A"/>
+        </w:rPr>
+      </w:pPr>
+      <w:r>
+        <w:rPr>
+          <w:color w:val="1A1A1A"/>
+        </w:rPr>
+        <w:t>end procedure</w:t>
+      </w:r>
+    </w:p>
+    <w:p>
+      <w:pPr>
+        <w:pStyle w:val="Heading2"/>
+        <w:divId w:val="830952278"/>
+        <w:rPr>
+          <w:rFonts w:ascii="Calibri" w:eastAsia="Times New Roman" w:hAnsi="Calibri" w:cs="Calibri"/>
+        </w:rPr>
+      </w:pPr>
+      <w:r>
+        <w:rPr>
+          <w:rFonts w:ascii="Calibri" w:eastAsia="Times New Roman" w:hAnsi="Calibri" w:cs="Calibri"/>
+        </w:rPr>
+        <w:t>5. Flow Diagram:</w:t>
+      </w:r>
+    </w:p>
+    <w:p>
+      <w:pPr>
+        <w:pStyle w:val="HTMLPreformatted"/>
+        <w:divId w:val="830952278"/>
+        <w:rPr>
+          <w:color w:val="1A1A1A"/>
+        </w:rPr>
+      </w:pPr>
+    </w:p>
+    <w:p>
+      <w:pPr>
+        <w:pStyle w:val="HTMLPreformatted"/>
+        <w:divId w:val="830952278"/>
+        <w:rPr>
+          <w:color w:val="1A1A1A"/>
+        </w:rPr>
+      </w:pPr>
+      <w:r>
+        <w:rPr>
+          <w:color w:val="1A1A1A"/>
+        </w:rPr>
+        <w:t xml:space="preserve">                     +-----------------------+</w:t>
+      </w:r>
+    </w:p>
+    <w:p>
+      <w:pPr>
+        <w:pStyle w:val="HTMLPreformatted"/>
+        <w:divId w:val="830952278"/>
+        <w:rPr>
+          <w:color w:val="1A1A1A"/>
+        </w:rPr>
+      </w:pPr>
+      <w:r>
+        <w:rPr>
+          <w:color w:val="1A1A1A"/>
+        </w:rPr>
+        <w:t xml:space="preserve">                     |         START         |</w:t>
+      </w:r>
+    </w:p>
+    <w:p>
+      <w:pPr>
+        <w:pStyle w:val="HTMLPreformatted"/>
+        <w:divId w:val="830952278"/>
+        <w:rPr>
+          <w:color w:val="1A1A1A"/>
+        </w:rPr>
+      </w:pPr>
+      <w:r>
+        <w:rPr>
+          <w:color w:val="1A1A1A"/>
+        </w:rPr>
+        <w:t xml:space="preserve">                     +-----------+-----------+</w:t>
+      </w:r>
+    </w:p>
+    <w:p>
+      <w:pPr>
+        <w:pStyle w:val="HTMLPreformatted"/>
+        <w:divId w:val="830952278"/>
+        <w:rPr>
+          <w:color w:val="1A1A1A"/>
+        </w:rPr>
+      </w:pPr>
+      <w:r>
+        <w:rPr>
+          <w:color w:val="1A1A1A"/>
+        </w:rPr>
+        <w:t xml:space="preserve">                                 |</w:t>
+      </w:r>
+    </w:p>
+    <w:p>
+      <w:pPr>
+        <w:pStyle w:val="HTMLPreformatted"/>
+        <w:divId w:val="830952278"/>
+        <w:rPr>
+          <w:color w:val="1A1A1A"/>
+        </w:rPr>
+      </w:pPr>
+      <w:r>
+        <w:rPr>
+          <w:color w:val="1A1A1A"/>
+        </w:rPr>
+        <w:t xml:space="preserve">                     +-----------v-----------+</w:t>
+      </w:r>
+    </w:p>
+    <w:p>
+      <w:pPr>
+        <w:pStyle w:val="HTMLPreformatted"/>
+        <w:divId w:val="830952278"/>
+        <w:rPr>
+          <w:color w:val="1A1A1A"/>
+        </w:rPr>
+      </w:pPr>
+      <w:r>
+        <w:rPr>
+          <w:color w:val="1A1A1A"/>
+        </w:rPr>
+        <w:t xml:space="preserve">                     | Input Array of        |</w:t>
+      </w:r>
+    </w:p>
+    <w:p>
+      <w:pPr>
+        <w:pStyle w:val="HTMLPreformatted"/>
+        <w:divId w:val="830952278"/>
+        <w:rPr>
+          <w:color w:val="1A1A1A"/>
+        </w:rPr>
+      </w:pPr>
+      <w:r>
+        <w:rPr>
+          <w:color w:val="1A1A1A"/>
+        </w:rPr>
+        <w:t xml:space="preserve">                     | Customer Orders       |</w:t>
+      </w:r>
+    </w:p>
+    <w:p>
+      <w:pPr>
+        <w:pStyle w:val="HTMLPreformatted"/>
+        <w:divId w:val="830952278"/>
+        <w:rPr>
+          <w:color w:val="1A1A1A"/>
+        </w:rPr>
+      </w:pPr>
+      <w:r>
+        <w:rPr>
+          <w:color w:val="1A1A1A"/>
+        </w:rPr>
+        <w:t xml:space="preserve">                     | (With Timestamps)     |</w:t>
+      </w:r>
+    </w:p>
+    <w:p>
+      <w:pPr>
+        <w:pStyle w:val="HTMLPreformatted"/>
+        <w:divId w:val="830952278"/>
+        <w:rPr>
+          <w:color w:val="1A1A1A"/>
+        </w:rPr>
+      </w:pPr>
+      <w:r>
+        <w:rPr>
+          <w:color w:val="1A1A1A"/>
+        </w:rPr>
+        <w:t xml:space="preserve">                     +-----------+-----------+</w:t>
+      </w:r>
+    </w:p>
+    <w:p>
+      <w:pPr>
+        <w:pStyle w:val="HTMLPreformatted"/>
+        <w:divId w:val="830952278"/>
+        <w:rPr>
+          <w:color w:val="1A1A1A"/>
+        </w:rPr>
+      </w:pPr>
+      <w:r>
+        <w:rPr>
+          <w:color w:val="1A1A1A"/>
+        </w:rPr>
+        <w:t xml:space="preserve">                                 |</w:t>
+      </w:r>
+    </w:p>
+    <w:p>
+      <w:pPr>
+        <w:pStyle w:val="HTMLPreformatted"/>
+        <w:divId w:val="830952278"/>
+        <w:rPr>
+          <w:color w:val="1A1A1A"/>
+        </w:rPr>
+      </w:pPr>
+      <w:r>
+        <w:rPr>
+          <w:color w:val="1A1A1A"/>
+        </w:rPr>
+        <w:t xml:space="preserve">           </w:t>
+      </w:r>
+      <w:r>
+        <w:rPr>
+          <w:color w:val="1A1A1A"/>
+        </w:rPr>
+        <w:t xml:space="preserve">          +-----------v-----------+</w:t>
+      </w:r>
+    </w:p>
+    <w:p>
+      <w:pPr>
+        <w:pStyle w:val="HTMLPreformatted"/>
+        <w:divId w:val="830952278"/>
+        <w:rPr>
+          <w:color w:val="1A1A1A"/>
+        </w:rPr>
+      </w:pPr>
+      <w:r>
+        <w:rPr>
+          <w:color w:val="1A1A1A"/>
+        </w:rPr>
+        <w:t xml:space="preserve">                     | Array has 1 element?  |</w:t>
+      </w:r>
+    </w:p>
+    <w:p>
+      <w:pPr>
+        <w:pStyle w:val="HTMLPreformatted"/>
+        <w:divId w:val="830952278"/>
+        <w:rPr>
+          <w:color w:val="1A1A1A"/>
+        </w:rPr>
+      </w:pPr>
+      <w:r>
+        <w:rPr>
+          <w:color w:val="1A1A1A"/>
+        </w:rPr>
+        <w:t xml:space="preserve">                     +-----+-----------+-----+</w:t>
+      </w:r>
+    </w:p>
+    <w:p>
+      <w:pPr>
+        <w:pStyle w:val="HTMLPreformatted"/>
+        <w:divId w:val="830952278"/>
+        <w:rPr>
+          <w:color w:val="1A1A1A"/>
+        </w:rPr>
+      </w:pPr>
+      <w:r>
+        <w:rPr>
+          <w:color w:val="1A1A1A"/>
+        </w:rPr>
+        <w:t xml:space="preserve">                           |           |</w:t>
+      </w:r>
+    </w:p>
+    <w:p>
+      <w:pPr>
+        <w:pStyle w:val="HTMLPreformatted"/>
+        <w:divId w:val="830952278"/>
+        <w:rPr>
+          <w:color w:val="1A1A1A"/>
+        </w:rPr>
+      </w:pPr>
+      <w:r>
+        <w:rPr>
+          <w:color w:val="1A1A1A"/>
+        </w:rPr>
+        <w:t xml:space="preserve">                      Yes  |           | No</w:t>
+      </w:r>
+    </w:p>
+    <w:p>
+      <w:pPr>
+        <w:pStyle w:val="HTMLPreformatted"/>
+        <w:divId w:val="830952278"/>
+        <w:rPr>
+          <w:color w:val="1A1A1A"/>
+        </w:rPr>
+      </w:pPr>
+      <w:r>
+        <w:rPr>
+          <w:color w:val="1A1A1A"/>
+        </w:rPr>
+        <w:t xml:space="preserve">                           v           v</w:t>
+      </w:r>
+    </w:p>
+    <w:p>
+      <w:pPr>
+        <w:pStyle w:val="HTMLPreformatted"/>
+        <w:divId w:val="830952278"/>
+        <w:rPr>
+          <w:color w:val="1A1A1A"/>
+        </w:rPr>
+      </w:pPr>
+      <w:r>
+        <w:rPr>
+          <w:color w:val="1A1A1A"/>
+        </w:rPr>
+        <w:t xml:space="preserve">            +--------------+-------+ +-+--------------------+</w:t>
+      </w:r>
+    </w:p>
+    <w:p>
+      <w:pPr>
+        <w:pStyle w:val="HTMLPreformatted"/>
+        <w:divId w:val="830952278"/>
+        <w:rPr>
+          <w:color w:val="1A1A1A"/>
+        </w:rPr>
+      </w:pPr>
+      <w:r>
+        <w:rPr>
+          <w:color w:val="1A1A1A"/>
+        </w:rPr>
+        <w:t xml:space="preserve">            | Return Array         | | Divide Array in 2    |</w:t>
+      </w:r>
+    </w:p>
+    <w:p>
+      <w:pPr>
+        <w:pStyle w:val="HTMLPreformatted"/>
+        <w:divId w:val="830952278"/>
+        <w:rPr>
+          <w:color w:val="1A1A1A"/>
+        </w:rPr>
+      </w:pPr>
+      <w:r>
+        <w:rPr>
+          <w:color w:val="1A1A1A"/>
+        </w:rPr>
+        <w:t xml:space="preserve">            | (Already Sorted)     | | Halves               |</w:t>
+      </w:r>
+    </w:p>
+    <w:p>
+      <w:pPr>
+        <w:pStyle w:val="HTMLPreformatted"/>
+        <w:divId w:val="830952278"/>
+        <w:rPr>
+          <w:color w:val="1A1A1A"/>
+        </w:rPr>
+      </w:pPr>
+      <w:r>
+        <w:rPr>
+          <w:color w:val="1A1A1A"/>
+        </w:rPr>
+        <w:t xml:space="preserve">            +----------------------+ +---------+------------+</w:t>
+      </w:r>
+    </w:p>
+    <w:p>
+      <w:pPr>
+        <w:pStyle w:val="HTMLPreformatted"/>
+        <w:divId w:val="830952278"/>
+        <w:rPr>
+          <w:color w:val="1A1A1A"/>
+        </w:rPr>
+      </w:pPr>
+      <w:r>
+        <w:rPr>
+          <w:color w:val="1A1A1A"/>
+        </w:rPr>
+        <w:t xml:space="preserve">        </w:t>
+      </w:r>
+      <w:r>
+        <w:rPr>
+          <w:color w:val="1A1A1A"/>
+        </w:rPr>
+        <w:t xml:space="preserve">                                       |</w:t>
+      </w:r>
+    </w:p>
+    <w:p>
+      <w:pPr>
+        <w:pStyle w:val="HTMLPreformatted"/>
+        <w:divId w:val="830952278"/>
+        <w:rPr>
+          <w:color w:val="1A1A1A"/>
+        </w:rPr>
+      </w:pPr>
+      <w:r>
+        <w:rPr>
+          <w:color w:val="1A1A1A"/>
+        </w:rPr>
+        <w:t xml:space="preserve">                                     +---------v------------+</w:t>
+      </w:r>
+    </w:p>
+    <w:p>
+      <w:pPr>
+        <w:pStyle w:val="HTMLPreformatted"/>
+        <w:divId w:val="830952278"/>
+        <w:rPr>
+          <w:color w:val="1A1A1A"/>
+        </w:rPr>
+      </w:pPr>
+      <w:r>
+        <w:rPr>
+          <w:color w:val="1A1A1A"/>
+        </w:rPr>
+        <w:t xml:space="preserve">                                     | Recursively Call     |</w:t>
+      </w:r>
+    </w:p>
+    <w:p>
+      <w:pPr>
+        <w:pStyle w:val="HTMLPreformatted"/>
+        <w:divId w:val="830952278"/>
+        <w:rPr>
+          <w:color w:val="1A1A1A"/>
+        </w:rPr>
+      </w:pPr>
+      <w:r>
+        <w:rPr>
+          <w:color w:val="1A1A1A"/>
+        </w:rPr>
+        <w:t xml:space="preserve">                                     | Merge Sort Function  |</w:t>
+      </w:r>
+    </w:p>
+    <w:p>
+      <w:pPr>
+        <w:pStyle w:val="HTMLPreformatted"/>
+        <w:divId w:val="830952278"/>
+        <w:rPr>
+          <w:color w:val="1A1A1A"/>
+        </w:rPr>
+      </w:pPr>
+      <w:r>
+        <w:rPr>
+          <w:color w:val="1A1A1A"/>
+        </w:rPr>
+        <w:t xml:space="preserve">                                     +---------+------------+</w:t>
+      </w:r>
+    </w:p>
+    <w:p>
+      <w:pPr>
+        <w:pStyle w:val="HTMLPreformatted"/>
+        <w:divId w:val="830952278"/>
+        <w:rPr>
+          <w:color w:val="1A1A1A"/>
+        </w:rPr>
+      </w:pPr>
+      <w:r>
+        <w:rPr>
+          <w:color w:val="1A1A1A"/>
+        </w:rPr>
+        <w:t xml:space="preserve">                                               |</w:t>
+      </w:r>
+    </w:p>
+    <w:p>
+      <w:pPr>
+        <w:pStyle w:val="HTMLPreformatted"/>
+        <w:divId w:val="830952278"/>
+        <w:rPr>
+          <w:color w:val="1A1A1A"/>
+        </w:rPr>
+      </w:pPr>
+      <w:r>
+        <w:rPr>
+          <w:color w:val="1A1A1A"/>
+        </w:rPr>
+        <w:t xml:space="preserve">                                     +---------v------------+</w:t>
+      </w:r>
+    </w:p>
+    <w:p>
+      <w:pPr>
+        <w:pStyle w:val="HTMLPreformatted"/>
+        <w:divId w:val="830952278"/>
+        <w:rPr>
+          <w:color w:val="1A1A1A"/>
+        </w:rPr>
+      </w:pPr>
+      <w:r>
+        <w:rPr>
+          <w:color w:val="1A1A1A"/>
+        </w:rPr>
+        <w:t xml:space="preserve">                                     | Is Left[i] &lt;=        |</w:t>
+      </w:r>
+    </w:p>
+    <w:p>
+      <w:pPr>
+        <w:pStyle w:val="HTMLPreformatted"/>
+        <w:divId w:val="830952278"/>
+        <w:rPr>
+          <w:color w:val="1A1A1A"/>
+        </w:rPr>
+      </w:pPr>
+      <w:r>
+        <w:rPr>
+          <w:color w:val="1A1A1A"/>
+        </w:rPr>
+        <w:t xml:space="preserve">                                     | Right[j]?  </w:t>
+      </w:r>
+      <w:r>
+        <w:rPr>
+          <w:color w:val="1A1A1A"/>
+        </w:rPr>
+        <w:t xml:space="preserve">          |</w:t>
+      </w:r>
+    </w:p>
+    <w:p>
+      <w:pPr>
+        <w:pStyle w:val="HTMLPreformatted"/>
+        <w:divId w:val="830952278"/>
+        <w:rPr>
+          <w:color w:val="1A1A1A"/>
+        </w:rPr>
+      </w:pPr>
+      <w:r>
+        <w:rPr>
+          <w:color w:val="1A1A1A"/>
+        </w:rPr>
+        <w:t xml:space="preserve">                                     +----+------------+----+</w:t>
+      </w:r>
+    </w:p>
+    <w:p>
+      <w:pPr>
+        <w:pStyle w:val="HTMLPreformatted"/>
+        <w:divId w:val="830952278"/>
+        <w:rPr>
+          <w:color w:val="1A1A1A"/>
+        </w:rPr>
+      </w:pPr>
+      <w:r>
+        <w:rPr>
+          <w:color w:val="1A1A1A"/>
+        </w:rPr>
+        <w:t xml:space="preserve">                                          |            |</w:t>
+      </w:r>
+    </w:p>
+    <w:p>
+      <w:pPr>
+        <w:pStyle w:val="HTMLPreformatted"/>
+        <w:divId w:val="830952278"/>
+        <w:rPr>
+          <w:color w:val="1A1A1A"/>
+        </w:rPr>
+      </w:pPr>
+      <w:r>
+        <w:rPr>
+          <w:color w:val="1A1A1A"/>
+        </w:rPr>
+        <w:t xml:space="preserve">                                     Yes  v            v  No</w:t>
+      </w:r>
+    </w:p>
+    <w:p>
+      <w:pPr>
+        <w:pStyle w:val="HTMLPreformatted"/>
+        <w:divId w:val="830952278"/>
+        <w:rPr>
+          <w:color w:val="1A1A1A"/>
+        </w:rPr>
+      </w:pPr>
+      <w:r>
+        <w:rPr>
+          <w:color w:val="1A1A1A"/>
+        </w:rPr>
+        <w:t xml:space="preserve">                            +-------------+---+    +---+--------------+</w:t>
+      </w:r>
+    </w:p>
+    <w:p>
+      <w:pPr>
+        <w:pStyle w:val="HTMLPreformatted"/>
+        <w:divId w:val="830952278"/>
+        <w:rPr>
+          <w:color w:val="1A1A1A"/>
+        </w:rPr>
+      </w:pPr>
+      <w:r>
+        <w:rPr>
+          <w:color w:val="1A1A1A"/>
+        </w:rPr>
+        <w:t xml:space="preserve">                            | Copy Left[i] to |    | Copy Right[j] to |</w:t>
+      </w:r>
+    </w:p>
+    <w:p>
+      <w:pPr>
+        <w:pStyle w:val="HTMLPreformatted"/>
+        <w:divId w:val="830952278"/>
+        <w:rPr>
+          <w:color w:val="1A1A1A"/>
+        </w:rPr>
+      </w:pPr>
+      <w:r>
+        <w:rPr>
+          <w:color w:val="1A1A1A"/>
+        </w:rPr>
+        <w:t xml:space="preserve">                            | Result Array    |    | Result Array     |</w:t>
+      </w:r>
+    </w:p>
+    <w:p>
+      <w:pPr>
+        <w:pStyle w:val="HTMLPreformatted"/>
+        <w:divId w:val="830952278"/>
+        <w:rPr>
+          <w:color w:val="1A1A1A"/>
+        </w:rPr>
+      </w:pPr>
+      <w:r>
+        <w:rPr>
+          <w:color w:val="1A1A1A"/>
+        </w:rPr>
+        <w:t xml:space="preserve">                            +-------------+---+    +---+--------------+</w:t>
+      </w:r>
+    </w:p>
+    <w:p>
+      <w:pPr>
+        <w:pStyle w:val="HTMLPreformatted"/>
+        <w:divId w:val="830952278"/>
+        <w:rPr>
+          <w:color w:val="1A1A1A"/>
+        </w:rPr>
+      </w:pPr>
+      <w:r>
+        <w:rPr>
+          <w:color w:val="1A1A1A"/>
+        </w:rPr>
+        <w:t xml:space="preserve">                                </w:t>
+      </w:r>
+      <w:r>
+        <w:rPr>
+          <w:color w:val="1A1A1A"/>
+        </w:rPr>
+        <w:t xml:space="preserve">          |            |</w:t>
+      </w:r>
+    </w:p>
+    <w:p>
+      <w:pPr>
+        <w:pStyle w:val="HTMLPreformatted"/>
+        <w:divId w:val="830952278"/>
+        <w:rPr>
+          <w:color w:val="1A1A1A"/>
+        </w:rPr>
+      </w:pPr>
+      <w:r>
+        <w:rPr>
+          <w:color w:val="1A1A1A"/>
+        </w:rPr>
+        <w:t xml:space="preserve">                                          +-----+------+</w:t>
+      </w:r>
+    </w:p>
+    <w:p>
+      <w:pPr>
+        <w:pStyle w:val="HTMLPreformatted"/>
+        <w:divId w:val="830952278"/>
+        <w:rPr>
+          <w:color w:val="1A1A1A"/>
+        </w:rPr>
+      </w:pPr>
+      <w:r>
+        <w:rPr>
+          <w:color w:val="1A1A1A"/>
+        </w:rPr>
+        <w:t xml:space="preserve">                                                |</w:t>
+      </w:r>
+    </w:p>
+    <w:p>
+      <w:pPr>
+        <w:pStyle w:val="HTMLPreformatted"/>
+        <w:divId w:val="830952278"/>
+        <w:rPr>
+          <w:color w:val="1A1A1A"/>
+        </w:rPr>
+      </w:pPr>
+      <w:r>
+        <w:rPr>
+          <w:color w:val="1A1A1A"/>
+        </w:rPr>
+        <w:t xml:space="preserve">                                     +----------v-----------+</w:t>
+      </w:r>
+    </w:p>
+    <w:p>
+      <w:pPr>
+        <w:pStyle w:val="HTMLPreformatted"/>
+        <w:divId w:val="830952278"/>
+        <w:rPr>
+          <w:color w:val="1A1A1A"/>
+        </w:rPr>
+      </w:pPr>
+      <w:r>
+        <w:rPr>
+          <w:color w:val="1A1A1A"/>
+        </w:rPr>
+        <w:t xml:space="preserve">                                     | Repeat until all     |</w:t>
+      </w:r>
+    </w:p>
+    <w:p>
+      <w:pPr>
+        <w:pStyle w:val="HTMLPreformatted"/>
+        <w:divId w:val="830952278"/>
+        <w:rPr>
+          <w:color w:val="1A1A1A"/>
+        </w:rPr>
+      </w:pPr>
+      <w:r>
+        <w:rPr>
+          <w:color w:val="1A1A1A"/>
+        </w:rPr>
+        <w:t xml:space="preserve">                                     | elements merged      |</w:t>
+      </w:r>
+    </w:p>
+    <w:p>
+      <w:pPr>
+        <w:pStyle w:val="HTMLPreformatted"/>
+        <w:divId w:val="830952278"/>
+        <w:rPr>
+          <w:color w:val="1A1A1A"/>
+        </w:rPr>
+      </w:pPr>
+      <w:r>
+        <w:rPr>
+          <w:color w:val="1A1A1A"/>
+        </w:rPr>
+        <w:t xml:space="preserve">                                     +----------+-----------+</w:t>
+      </w:r>
+    </w:p>
+    <w:p>
+      <w:pPr>
+        <w:pStyle w:val="HTMLPreformatted"/>
+        <w:divId w:val="830952278"/>
+        <w:rPr>
+          <w:color w:val="1A1A1A"/>
+        </w:rPr>
+      </w:pPr>
+      <w:r>
+        <w:rPr>
+          <w:color w:val="1A1A1A"/>
+        </w:rPr>
+        <w:t xml:space="preserve">                                                |</w:t>
+      </w:r>
+    </w:p>
+    <w:p>
+      <w:pPr>
+        <w:pStyle w:val="HTMLPreformatted"/>
+        <w:divId w:val="830952278"/>
+        <w:rPr>
+          <w:color w:val="1A1A1A"/>
+        </w:rPr>
+      </w:pPr>
+      <w:r>
+        <w:rPr>
+          <w:color w:val="1A1A1A"/>
+        </w:rPr>
+        <w:t xml:space="preserve">                                     +----------v-----------+</w:t>
+      </w:r>
+    </w:p>
+    <w:p>
+      <w:pPr>
+        <w:pStyle w:val="HTMLPreformatted"/>
+        <w:divId w:val="830952278"/>
+        <w:rPr>
+          <w:color w:val="1A1A1A"/>
+        </w:rPr>
+      </w:pPr>
+      <w:r>
+        <w:rPr>
+          <w:color w:val="1A1A1A"/>
+        </w:rPr>
+        <w:t xml:space="preserve">                    </w:t>
+      </w:r>
+      <w:r>
+        <w:rPr>
+          <w:color w:val="1A1A1A"/>
+        </w:rPr>
+        <w:t xml:space="preserve">                 | Output Sorted        |</w:t>
+      </w:r>
+    </w:p>
+    <w:p>
+      <w:pPr>
+        <w:pStyle w:val="HTMLPreformatted"/>
+        <w:divId w:val="830952278"/>
+        <w:rPr>
+          <w:color w:val="1A1A1A"/>
+        </w:rPr>
+      </w:pPr>
+      <w:r>
+        <w:rPr>
+          <w:color w:val="1A1A1A"/>
+        </w:rPr>
+        <w:t xml:space="preserve">                                     | Customer Orders      |</w:t>
+      </w:r>
+    </w:p>
+    <w:p>
+      <w:pPr>
+        <w:pStyle w:val="HTMLPreformatted"/>
+        <w:divId w:val="830952278"/>
+        <w:rPr>
+          <w:color w:val="1A1A1A"/>
+        </w:rPr>
+      </w:pPr>
+      <w:r>
+        <w:rPr>
+          <w:color w:val="1A1A1A"/>
+        </w:rPr>
+        <w:t xml:space="preserve">                                     +----------+-----------+</w:t>
+      </w:r>
+    </w:p>
+    <w:p>
+      <w:pPr>
+        <w:pStyle w:val="HTMLPreformatted"/>
+        <w:divId w:val="830952278"/>
+        <w:rPr>
+          <w:color w:val="1A1A1A"/>
+        </w:rPr>
+      </w:pPr>
+      <w:r>
+        <w:rPr>
+          <w:color w:val="1A1A1A"/>
+        </w:rPr>
+        <w:t xml:space="preserve">                                                |</w:t>
+      </w:r>
+    </w:p>
+    <w:p>
+      <w:pPr>
+        <w:pStyle w:val="HTMLPreformatted"/>
+        <w:divId w:val="830952278"/>
+        <w:rPr>
+          <w:color w:val="1A1A1A"/>
+        </w:rPr>
+      </w:pPr>
+      <w:r>
+        <w:rPr>
+          <w:color w:val="1A1A1A"/>
+        </w:rPr>
+        <w:t xml:space="preserve">                                     +----------v-----------+</w:t>
+      </w:r>
+    </w:p>
+    <w:p>
+      <w:pPr>
+        <w:pStyle w:val="HTMLPreformatted"/>
+        <w:divId w:val="830952278"/>
+        <w:rPr>
+          <w:color w:val="1A1A1A"/>
+        </w:rPr>
+      </w:pPr>
+      <w:r>
+        <w:rPr>
+          <w:color w:val="1A1A1A"/>
+        </w:rPr>
+        <w:t xml:space="preserve">                                     |          END         |</w:t>
+      </w:r>
+    </w:p>
+    <w:p>
+      <w:pPr>
+        <w:pStyle w:val="HTMLPreformatted"/>
+        <w:divId w:val="830952278"/>
+        <w:rPr>
+          <w:color w:val="1A1A1A"/>
+        </w:rPr>
+      </w:pPr>
+      <w:r>
+        <w:rPr>
+          <w:color w:val="1A1A1A"/>
+        </w:rPr>
+        <w:t xml:space="preserve">                                     +----------------------+</w:t>
+      </w:r>
+    </w:p>
+    <w:p>
+      <w:pPr>
+        <w:pStyle w:val="Heading2"/>
+        <w:divId w:val="830952278"/>
+        <w:rPr>
+          <w:rFonts w:ascii="Calibri" w:eastAsia="Times New Roman" w:hAnsi="Calibri" w:cs="Calibri"/>
+        </w:rPr>
+      </w:pPr>
+      <w:r>
+        <w:rPr>
+          <w:rFonts w:ascii="Calibri" w:eastAsia="Times New Roman" w:hAnsi="Calibri" w:cs="Calibri"/>
+        </w:rPr>
+        <w:t>6. Example:</w:t>
+      </w:r>
+    </w:p>
+    <w:p>
+      <w:pPr>
+        <w:pStyle w:val="NormalWeb"/>
+        <w:divId w:val="830952278"/>
+        <w:rPr>
+          <w:rFonts w:ascii="Calibri" w:hAnsi="Calibri" w:cs="Calibri"/>
+          <w:color w:val="1A1A1A"/>
+        </w:rPr>
+      </w:pPr>
+      <w:r>
+        <w:rPr>
+          <w:rFonts w:ascii="Calibri" w:hAnsi="Calibri" w:cs="Calibri"/>
+          <w:color w:val="1A1A1A"/>
+        </w:rPr>
+        <w:t>Customer order timestamps:</w:t>
+      </w:r>
+      <w:r>
+        <w:rPr>
+          <w:rFonts w:ascii="Calibri" w:hAnsi="Calibri" w:cs="Calibri"/>
+          <w:color w:val="1A1A1A"/>
+        </w:rPr>
+        <w:br/>
+      </w:r>
+      <w:r>
+        <w:rPr>
+          <w:rStyle w:val="HTMLCode"/>
+          <w:color w:val="1A1A1A"/>
+        </w:rPr>
+        <w:t>[12:30, 09:15, 14:45, 10:00]</w:t>
+      </w:r>
+    </w:p>
+    <w:p>
+      <w:pPr>
+        <w:pStyle w:val="Heading3"/>
+        <w:divId w:val="830952278"/>
+        <w:rPr>
+          <w:rFonts w:ascii="Calibri" w:eastAsia="Times New Roman" w:hAnsi="Calibri" w:cs="Calibri"/>
+        </w:rPr>
+      </w:pPr>
+      <w:r>
+        <w:rPr>
+          <w:rFonts w:ascii="Calibri" w:eastAsia="Times New Roman" w:hAnsi="Calibri" w:cs="Calibri"/>
+        </w:rPr>
+        <w:t>Step 1: Divide</w:t>
       </w:r>
     </w:p>
     <w:p>
@@ -365,18 +2206,25 @@
           <w:numId w:val="2"/>
         </w:numPr>
         <w:spacing w:before="100" w:beforeAutospacing="1" w:after="100" w:afterAutospacing="1"/>
-        <w:divId w:val="16544875"/>
-        <w:rPr>
-          <w:rFonts w:ascii="Calibri" w:eastAsia="Times New Roman" w:hAnsi="Calibri" w:cs="Calibri"/>
-          <w:color w:val="1A1A1A"/>
-        </w:rPr>
-      </w:pPr>
-      <w:r>
-        <w:rPr>
-          <w:rFonts w:ascii="Calibri" w:eastAsia="Times New Roman" w:hAnsi="Calibri" w:cs="Calibri"/>
-          <w:color w:val="1A1A1A"/>
-        </w:rPr>
-        <w:t>Analyze the asymptotic performance of algorithms.</w:t>
+        <w:divId w:val="830952278"/>
+        <w:rPr>
+          <w:rFonts w:ascii="Calibri" w:eastAsia="Times New Roman" w:hAnsi="Calibri" w:cs="Calibri"/>
+          <w:color w:val="1A1A1A"/>
+        </w:rPr>
+      </w:pPr>
+      <w:r>
+        <w:rPr>
+          <w:rFonts w:ascii="Calibri" w:eastAsia="Times New Roman" w:hAnsi="Calibri" w:cs="Calibri"/>
+          <w:color w:val="1A1A1A"/>
+        </w:rPr>
+        <w:t xml:space="preserve">Split into halves → </w:t>
+      </w:r>
+      <w:r>
+        <w:rPr>
+          <w:rFonts w:ascii="Calibri" w:eastAsia="Times New Roman" w:hAnsi="Calibri" w:cs="Calibri"/>
+          <w:color w:val="1A1A1A"/>
+        </w:rPr>
+        <w:t>[12:30, 09:15] and [14:45, 10:00]</w:t>
       </w:r>
     </w:p>
     <w:p>
@@ -386,65 +2234,33 @@
           <w:numId w:val="2"/>
         </w:numPr>
         <w:spacing w:before="100" w:beforeAutospacing="1" w:after="100" w:afterAutospacing="1"/>
-        <w:divId w:val="16544875"/>
-        <w:rPr>
-          <w:rFonts w:ascii="Calibri" w:eastAsia="Times New Roman" w:hAnsi="Calibri" w:cs="Calibri"/>
-          <w:color w:val="1A1A1A"/>
-        </w:rPr>
-      </w:pPr>
-      <w:r>
-        <w:rPr>
-          <w:rFonts w:ascii="Calibri" w:eastAsia="Times New Roman" w:hAnsi="Calibri" w:cs="Calibri"/>
-          <w:color w:val="1A1A1A"/>
-        </w:rPr>
-        <w:t>Solve computational problems by applying suitable paradigms of Divide and Conquer or Greedy methodologies.</w:t>
-      </w:r>
-    </w:p>
-    <w:p>
-      <w:pPr>
-        <w:pStyle w:val="Heading2"/>
-        <w:divId w:val="16544875"/>
-        <w:rPr>
-          <w:rFonts w:ascii="Calibri" w:eastAsia="Times New Roman" w:hAnsi="Calibri" w:cs="Calibri"/>
-        </w:rPr>
-      </w:pPr>
-      <w:r>
-        <w:rPr>
-          <w:rFonts w:ascii="Calibri" w:eastAsia="Times New Roman" w:hAnsi="Calibri" w:cs="Calibri"/>
-        </w:rPr>
-        <w:t>4. Theory:</w:t>
-      </w:r>
-    </w:p>
-    <w:p>
-      <w:pPr>
-        <w:pStyle w:val="NormalWeb"/>
-        <w:divId w:val="16544875"/>
-        <w:rPr>
-          <w:rFonts w:ascii="Calibri" w:hAnsi="Calibri" w:cs="Calibri"/>
-          <w:color w:val="1A1A1A"/>
-        </w:rPr>
-      </w:pPr>
-      <w:r>
-        <w:rPr>
-          <w:rFonts w:ascii="Calibri" w:hAnsi="Calibri" w:cs="Calibri"/>
-          <w:color w:val="1A1A1A"/>
-        </w:rPr>
-        <w:t>Merge sort is a popular sorting algorithm known for its efficiency and stability. It follows the divide and conquer approach. It works by recursively dividing the input array into two halves, recursively sorting the two halves, and finally merging them back together to obtain the sorted array.</w:t>
+        <w:divId w:val="830952278"/>
+        <w:rPr>
+          <w:rFonts w:ascii="Calibri" w:eastAsia="Times New Roman" w:hAnsi="Calibri" w:cs="Calibri"/>
+          <w:color w:val="1A1A1A"/>
+        </w:rPr>
+      </w:pPr>
+      <w:r>
+        <w:rPr>
+          <w:rFonts w:ascii="Calibri" w:eastAsia="Times New Roman" w:hAnsi="Calibri" w:cs="Calibri"/>
+          <w:color w:val="1A1A1A"/>
+        </w:rPr>
+        <w:t>Further split → [12:30], [09:15], [14:45], [10:00]</w:t>
       </w:r>
     </w:p>
     <w:p>
       <w:pPr>
         <w:pStyle w:val="Heading3"/>
-        <w:divId w:val="16544875"/>
-        <w:rPr>
-          <w:rFonts w:ascii="Calibri" w:eastAsia="Times New Roman" w:hAnsi="Calibri" w:cs="Calibri"/>
-        </w:rPr>
-      </w:pPr>
-      <w:r>
-        <w:rPr>
-          <w:rFonts w:ascii="Calibri" w:eastAsia="Times New Roman" w:hAnsi="Calibri" w:cs="Calibri"/>
-        </w:rPr>
-        <w:t>Working of Merge Sort:</w:t>
+        <w:divId w:val="830952278"/>
+        <w:rPr>
+          <w:rFonts w:ascii="Calibri" w:eastAsia="Times New Roman" w:hAnsi="Calibri" w:cs="Calibri"/>
+        </w:rPr>
+      </w:pPr>
+      <w:r>
+        <w:rPr>
+          <w:rFonts w:ascii="Calibri" w:eastAsia="Times New Roman" w:hAnsi="Calibri" w:cs="Calibri"/>
+        </w:rPr>
+        <w:t>Step 2: Merge &amp; Sort</w:t>
       </w:r>
     </w:p>
     <w:p>
@@ -454,34 +2270,18 @@
           <w:numId w:val="3"/>
         </w:numPr>
         <w:spacing w:before="100" w:beforeAutospacing="1" w:after="100" w:afterAutospacing="1"/>
-        <w:divId w:val="16544875"/>
-        <w:rPr>
-          <w:rFonts w:ascii="Calibri" w:eastAsia="Times New Roman" w:hAnsi="Calibri" w:cs="Calibri"/>
-          <w:color w:val="1A1A1A"/>
-        </w:rPr>
-      </w:pPr>
-      <w:r>
-        <w:rPr>
-          <w:rStyle w:val="Strong"/>
-          <w:rFonts w:ascii="Calibri" w:eastAsia="Times New Roman" w:hAnsi="Calibri" w:cs="Calibri"/>
-          <w:color w:val="1A1A1A"/>
-        </w:rPr>
-        <w:lastRenderedPageBreak/>
-        <w:t>Divide:</w:t>
-      </w:r>
-      <w:r>
-        <w:rPr>
-          <w:rFonts w:ascii="Calibri" w:eastAsia="Times New Roman" w:hAnsi="Calibri" w:cs="Calibri"/>
-          <w:color w:val="1A1A1A"/>
-        </w:rPr>
-        <w:t xml:space="preserve"> </w:t>
-      </w:r>
-      <w:r>
-        <w:rPr>
-          <w:rFonts w:ascii="Calibri" w:eastAsia="Times New Roman" w:hAnsi="Calibri" w:cs="Calibri"/>
-          <w:color w:val="1A1A1A"/>
-        </w:rPr>
-        <w:t>Keep dividing the list or array into two equal halves again and again, until each part has only one element left.</w:t>
+        <w:divId w:val="830952278"/>
+        <w:rPr>
+          <w:rFonts w:ascii="Calibri" w:eastAsia="Times New Roman" w:hAnsi="Calibri" w:cs="Calibri"/>
+          <w:color w:val="1A1A1A"/>
+        </w:rPr>
+      </w:pPr>
+      <w:r>
+        <w:rPr>
+          <w:rFonts w:ascii="Calibri" w:eastAsia="Times New Roman" w:hAnsi="Calibri" w:cs="Calibri"/>
+          <w:color w:val="1A1A1A"/>
+        </w:rPr>
+        <w:t>Merge [12:30] and [09:15] → [09:15, 12:30]</w:t>
       </w:r>
     </w:p>
     <w:p>
@@ -491,26 +2291,18 @@
           <w:numId w:val="3"/>
         </w:numPr>
         <w:spacing w:before="100" w:beforeAutospacing="1" w:after="100" w:afterAutospacing="1"/>
-        <w:divId w:val="16544875"/>
-        <w:rPr>
-          <w:rFonts w:ascii="Calibri" w:eastAsia="Times New Roman" w:hAnsi="Calibri" w:cs="Calibri"/>
-          <w:color w:val="1A1A1A"/>
-        </w:rPr>
-      </w:pPr>
-      <w:r>
-        <w:rPr>
-          <w:rStyle w:val="Strong"/>
-          <w:rFonts w:ascii="Calibri" w:eastAsia="Times New Roman" w:hAnsi="Calibri" w:cs="Calibri"/>
-          <w:color w:val="1A1A1A"/>
-        </w:rPr>
-        <w:t>Conquer:</w:t>
-      </w:r>
-      <w:r>
-        <w:rPr>
-          <w:rFonts w:ascii="Calibri" w:eastAsia="Times New Roman" w:hAnsi="Calibri" w:cs="Calibri"/>
-          <w:color w:val="1A1A1A"/>
-        </w:rPr>
-        <w:t xml:space="preserve"> Each subarray is sorted individually using the merge sort algorithm.</w:t>
+        <w:divId w:val="830952278"/>
+        <w:rPr>
+          <w:rFonts w:ascii="Calibri" w:eastAsia="Times New Roman" w:hAnsi="Calibri" w:cs="Calibri"/>
+          <w:color w:val="1A1A1A"/>
+        </w:rPr>
+      </w:pPr>
+      <w:r>
+        <w:rPr>
+          <w:rFonts w:ascii="Calibri" w:eastAsia="Times New Roman" w:hAnsi="Calibri" w:cs="Calibri"/>
+          <w:color w:val="1A1A1A"/>
+        </w:rPr>
+        <w:t>Merge [14:45] and [10:00] → [10:00, 14:45]</w:t>
       </w:r>
     </w:p>
     <w:p>
@@ -520,1088 +2312,131 @@
           <w:numId w:val="3"/>
         </w:numPr>
         <w:spacing w:before="100" w:beforeAutospacing="1" w:after="100" w:afterAutospacing="1"/>
-        <w:divId w:val="16544875"/>
-        <w:rPr>
-          <w:rFonts w:ascii="Calibri" w:eastAsia="Times New Roman" w:hAnsi="Calibri" w:cs="Calibri"/>
-          <w:color w:val="1A1A1A"/>
-        </w:rPr>
-      </w:pPr>
-      <w:r>
-        <w:rPr>
-          <w:rStyle w:val="Strong"/>
-          <w:rFonts w:ascii="Calibri" w:eastAsia="Times New Roman" w:hAnsi="Calibri" w:cs="Calibri"/>
-          <w:color w:val="1A1A1A"/>
-        </w:rPr>
-        <w:t>Merge:</w:t>
-      </w:r>
-      <w:r>
-        <w:rPr>
-          <w:rFonts w:ascii="Calibri" w:eastAsia="Times New Roman" w:hAnsi="Calibri" w:cs="Calibri"/>
-          <w:color w:val="1A1A1A"/>
-        </w:rPr>
-        <w:t xml:space="preserve"> The sorted subarrays are merged back together in sorted order. The process continues until all elements from both subarrays have been merged.</w:t>
-      </w:r>
-    </w:p>
-    <w:p>
-      <w:pPr>
-        <w:pStyle w:val="Heading3"/>
-        <w:divId w:val="16544875"/>
-        <w:rPr>
-          <w:rFonts w:ascii="Calibri" w:eastAsia="Times New Roman" w:hAnsi="Calibri" w:cs="Calibri"/>
-        </w:rPr>
-      </w:pPr>
-      <w:r>
-        <w:rPr>
-          <w:rFonts w:ascii="Calibri" w:eastAsia="Times New Roman" w:hAnsi="Calibri" w:cs="Calibri"/>
-        </w:rPr>
-        <w:t>Complexity Analysis of Merge Sort:</w:t>
-      </w:r>
-    </w:p>
-    <w:p>
-      <w:pPr>
-        <w:numPr>
-          <w:ilvl w:val="0"/>
-          <w:numId w:val="4"/>
-        </w:numPr>
-        <w:spacing w:before="100" w:beforeAutospacing="1" w:after="100" w:afterAutospacing="1"/>
-        <w:divId w:val="16544875"/>
-        <w:rPr>
-          <w:rFonts w:ascii="Calibri" w:eastAsia="Times New Roman" w:hAnsi="Calibri" w:cs="Calibri"/>
-          <w:color w:val="1A1A1A"/>
-        </w:rPr>
-      </w:pPr>
-      <w:r>
-        <w:rPr>
-          <w:rStyle w:val="Strong"/>
-          <w:rFonts w:ascii="Calibri" w:eastAsia="Times New Roman" w:hAnsi="Calibri" w:cs="Calibri"/>
-          <w:color w:val="1A1A1A"/>
-        </w:rPr>
-        <w:t>Divide step:</w:t>
-      </w:r>
-      <w:r>
-        <w:rPr>
-          <w:rFonts w:ascii="Calibri" w:eastAsia="Times New Roman" w:hAnsi="Calibri" w:cs="Calibri"/>
-          <w:color w:val="1A1A1A"/>
-        </w:rPr>
-        <w:t xml:space="preserve"> </w:t>
-      </w:r>
-      <w:r>
-        <w:rPr>
-          <w:rFonts w:ascii="Calibri" w:eastAsia="Times New Roman" w:hAnsi="Calibri" w:cs="Calibri"/>
-          <w:color w:val="1A1A1A"/>
-        </w:rPr>
-        <w:t xml:space="preserve">The array is recursively divided into two halves until each subarray has one element. Number of times we can divide an array of size </w:t>
-      </w:r>
-      <w:r>
-        <w:rPr>
-          <w:rFonts w:ascii="Calibri" w:eastAsia="Times New Roman" w:hAnsi="Calibri" w:cs="Calibri"/>
-          <w:i/>
-          <w:iCs/>
-          <w:color w:val="1A1A1A"/>
-        </w:rPr>
-        <w:t>n</w:t>
-      </w:r>
-      <w:r>
-        <w:rPr>
-          <w:rFonts w:ascii="Calibri" w:eastAsia="Times New Roman" w:hAnsi="Calibri" w:cs="Calibri"/>
-          <w:color w:val="1A1A1A"/>
-        </w:rPr>
-        <w:t xml:space="preserve"> = log</w:t>
-      </w:r>
-      <w:r>
-        <w:rPr>
-          <w:rFonts w:ascii="Calibri" w:eastAsia="Times New Roman" w:hAnsi="Calibri" w:cs="Calibri"/>
-          <w:color w:val="1A1A1A"/>
-          <w:vertAlign w:val="subscript"/>
-        </w:rPr>
-        <w:t>2</w:t>
-      </w:r>
-      <w:r>
-        <w:rPr>
-          <w:rFonts w:ascii="Calibri" w:eastAsia="Times New Roman" w:hAnsi="Calibri" w:cs="Calibri"/>
-          <w:color w:val="1A1A1A"/>
-        </w:rPr>
-        <w:t>(n) (height of recursion tree).</w:t>
-      </w:r>
-    </w:p>
-    <w:p>
-      <w:pPr>
-        <w:numPr>
-          <w:ilvl w:val="0"/>
-          <w:numId w:val="4"/>
-        </w:numPr>
-        <w:spacing w:before="100" w:beforeAutospacing="1" w:after="100" w:afterAutospacing="1"/>
-        <w:divId w:val="16544875"/>
-        <w:rPr>
-          <w:rFonts w:ascii="Calibri" w:eastAsia="Times New Roman" w:hAnsi="Calibri" w:cs="Calibri"/>
-          <w:color w:val="1A1A1A"/>
-        </w:rPr>
-      </w:pPr>
-      <w:r>
-        <w:rPr>
-          <w:rStyle w:val="Strong"/>
-          <w:rFonts w:ascii="Calibri" w:eastAsia="Times New Roman" w:hAnsi="Calibri" w:cs="Calibri"/>
-          <w:color w:val="1A1A1A"/>
-        </w:rPr>
-        <w:t>Merge step:</w:t>
-      </w:r>
-      <w:r>
-        <w:rPr>
-          <w:rFonts w:ascii="Calibri" w:eastAsia="Times New Roman" w:hAnsi="Calibri" w:cs="Calibri"/>
-          <w:color w:val="1A1A1A"/>
-        </w:rPr>
-        <w:t xml:space="preserve"> At each level of recursion, all </w:t>
-      </w:r>
-      <w:r>
-        <w:rPr>
-          <w:rFonts w:ascii="Calibri" w:eastAsia="Times New Roman" w:hAnsi="Calibri" w:cs="Calibri"/>
-          <w:i/>
-          <w:iCs/>
-          <w:color w:val="1A1A1A"/>
-        </w:rPr>
-        <w:t>n</w:t>
-      </w:r>
-      <w:r>
-        <w:rPr>
-          <w:rFonts w:ascii="Calibri" w:eastAsia="Times New Roman" w:hAnsi="Calibri" w:cs="Calibri"/>
-          <w:color w:val="1A1A1A"/>
-        </w:rPr>
-        <w:t xml:space="preserve"> elements are merged.</w:t>
-      </w:r>
-    </w:p>
-    <w:p>
-      <w:pPr>
-        <w:numPr>
-          <w:ilvl w:val="0"/>
-          <w:numId w:val="4"/>
-        </w:numPr>
-        <w:spacing w:before="100" w:beforeAutospacing="1" w:after="100" w:afterAutospacing="1"/>
-        <w:divId w:val="16544875"/>
-        <w:rPr>
-          <w:rFonts w:ascii="Calibri" w:eastAsia="Times New Roman" w:hAnsi="Calibri" w:cs="Calibri"/>
-          <w:color w:val="1A1A1A"/>
-        </w:rPr>
-      </w:pPr>
-      <w:r>
-        <w:rPr>
-          <w:rStyle w:val="Strong"/>
-          <w:rFonts w:ascii="Calibri" w:eastAsia="Times New Roman" w:hAnsi="Calibri" w:cs="Calibri"/>
-          <w:color w:val="1A1A1A"/>
-        </w:rPr>
-        <w:t>Total work:</w:t>
-      </w:r>
-      <w:r>
-        <w:rPr>
-          <w:rFonts w:ascii="Calibri" w:eastAsia="Times New Roman" w:hAnsi="Calibri" w:cs="Calibri"/>
-          <w:color w:val="1A1A1A"/>
-        </w:rPr>
-        <w:t xml:space="preserve"> number of levels × work per level = log</w:t>
-      </w:r>
-      <w:r>
-        <w:rPr>
-          <w:rFonts w:ascii="Calibri" w:eastAsia="Times New Roman" w:hAnsi="Calibri" w:cs="Calibri"/>
-          <w:color w:val="1A1A1A"/>
-          <w:vertAlign w:val="subscript"/>
-        </w:rPr>
-        <w:t>2</w:t>
-      </w:r>
-      <w:r>
-        <w:rPr>
-          <w:rFonts w:ascii="Calibri" w:eastAsia="Times New Roman" w:hAnsi="Calibri" w:cs="Calibri"/>
-          <w:color w:val="1A1A1A"/>
-        </w:rPr>
-        <w:t>(n) × n = O(n log n).</w:t>
-      </w:r>
-    </w:p>
-    <w:p>
-      <w:pPr>
-        <w:pStyle w:val="Heading3"/>
-        <w:divId w:val="16544875"/>
-        <w:rPr>
-          <w:rFonts w:ascii="Calibri" w:eastAsia="Times New Roman" w:hAnsi="Calibri" w:cs="Calibri"/>
-        </w:rPr>
-      </w:pPr>
-      <w:r>
-        <w:rPr>
-          <w:rFonts w:ascii="Calibri" w:eastAsia="Times New Roman" w:hAnsi="Calibri" w:cs="Calibri"/>
-        </w:rPr>
-        <w:t>Time Complexity:</w:t>
-      </w:r>
-    </w:p>
-    <w:p>
-      <w:pPr>
-        <w:numPr>
-          <w:ilvl w:val="0"/>
-          <w:numId w:val="5"/>
-        </w:numPr>
-        <w:spacing w:before="100" w:beforeAutospacing="1" w:after="100" w:afterAutospacing="1"/>
-        <w:divId w:val="16544875"/>
-        <w:rPr>
-          <w:rFonts w:ascii="Calibri" w:eastAsia="Times New Roman" w:hAnsi="Calibri" w:cs="Calibri"/>
-          <w:color w:val="1A1A1A"/>
-        </w:rPr>
-      </w:pPr>
-      <w:r>
-        <w:rPr>
-          <w:rStyle w:val="Strong"/>
-          <w:rFonts w:ascii="Calibri" w:eastAsia="Times New Roman" w:hAnsi="Calibri" w:cs="Calibri"/>
-          <w:color w:val="1A1A1A"/>
-        </w:rPr>
-        <w:t>Best Case Time Complexity:</w:t>
-      </w:r>
-      <w:r>
-        <w:rPr>
-          <w:rFonts w:ascii="Calibri" w:eastAsia="Times New Roman" w:hAnsi="Calibri" w:cs="Calibri"/>
-          <w:color w:val="1A1A1A"/>
-        </w:rPr>
-        <w:t xml:space="preserve"> O(n log n)</w:t>
-      </w:r>
-    </w:p>
-    <w:p>
-      <w:pPr>
-        <w:numPr>
-          <w:ilvl w:val="0"/>
-          <w:numId w:val="5"/>
-        </w:numPr>
-        <w:spacing w:before="100" w:beforeAutospacing="1" w:after="100" w:afterAutospacing="1"/>
-        <w:divId w:val="16544875"/>
-        <w:rPr>
-          <w:rFonts w:ascii="Calibri" w:eastAsia="Times New Roman" w:hAnsi="Calibri" w:cs="Calibri"/>
-          <w:color w:val="1A1A1A"/>
-        </w:rPr>
-      </w:pPr>
-      <w:r>
-        <w:rPr>
-          <w:rStyle w:val="Strong"/>
-          <w:rFonts w:ascii="Calibri" w:eastAsia="Times New Roman" w:hAnsi="Calibri" w:cs="Calibri"/>
-          <w:color w:val="1A1A1A"/>
-        </w:rPr>
-        <w:t>Average Case Time Complexity:</w:t>
-      </w:r>
-      <w:r>
-        <w:rPr>
-          <w:rFonts w:ascii="Calibri" w:eastAsia="Times New Roman" w:hAnsi="Calibri" w:cs="Calibri"/>
-          <w:color w:val="1A1A1A"/>
-        </w:rPr>
-        <w:t xml:space="preserve"> O(n log n)</w:t>
-      </w:r>
-    </w:p>
-    <w:p>
-      <w:pPr>
-        <w:numPr>
-          <w:ilvl w:val="0"/>
-          <w:numId w:val="5"/>
-        </w:numPr>
-        <w:spacing w:before="100" w:beforeAutospacing="1" w:after="100" w:afterAutospacing="1"/>
-        <w:divId w:val="16544875"/>
-        <w:rPr>
-          <w:rFonts w:ascii="Calibri" w:eastAsia="Times New Roman" w:hAnsi="Calibri" w:cs="Calibri"/>
-          <w:color w:val="1A1A1A"/>
-        </w:rPr>
-      </w:pPr>
-      <w:r>
-        <w:rPr>
-          <w:rStyle w:val="Strong"/>
-          <w:rFonts w:ascii="Calibri" w:eastAsia="Times New Roman" w:hAnsi="Calibri" w:cs="Calibri"/>
-          <w:color w:val="1A1A1A"/>
-        </w:rPr>
-        <w:t>Worst Case Time Complexity:</w:t>
-      </w:r>
-      <w:r>
-        <w:rPr>
-          <w:rFonts w:ascii="Calibri" w:eastAsia="Times New Roman" w:hAnsi="Calibri" w:cs="Calibri"/>
-          <w:color w:val="1A1A1A"/>
-        </w:rPr>
-        <w:t xml:space="preserve"> O(n log n)</w:t>
-      </w:r>
-    </w:p>
-    <w:p>
-      <w:pPr>
-        <w:pStyle w:val="Heading3"/>
-        <w:divId w:val="16544875"/>
-        <w:rPr>
-          <w:rFonts w:ascii="Calibri" w:eastAsia="Times New Roman" w:hAnsi="Calibri" w:cs="Calibri"/>
-        </w:rPr>
-      </w:pPr>
-      <w:r>
-        <w:rPr>
-          <w:rFonts w:ascii="Calibri" w:eastAsia="Times New Roman" w:hAnsi="Calibri" w:cs="Calibri"/>
-        </w:rPr>
-        <w:t>Space Complexity:</w:t>
+        <w:divId w:val="830952278"/>
+        <w:rPr>
+          <w:rFonts w:ascii="Calibri" w:eastAsia="Times New Roman" w:hAnsi="Calibri" w:cs="Calibri"/>
+          <w:color w:val="1A1A1A"/>
+        </w:rPr>
+      </w:pPr>
+      <w:r>
+        <w:rPr>
+          <w:rFonts w:ascii="Calibri" w:eastAsia="Times New Roman" w:hAnsi="Calibri" w:cs="Calibri"/>
+          <w:color w:val="1A1A1A"/>
+        </w:rPr>
+        <w:t>Merge final two halves → [09:15, 10:00, 12:30, 14:45]</w:t>
+      </w:r>
+    </w:p>
+    <w:p>
+      <w:pPr>
+        <w:pStyle w:val="Heading2"/>
+        <w:divId w:val="830952278"/>
+        <w:rPr>
+          <w:rFonts w:ascii="Calibri" w:eastAsia="Times New Roman" w:hAnsi="Calibri" w:cs="Calibri"/>
+        </w:rPr>
+      </w:pPr>
+      <w:r>
+        <w:rPr>
+          <w:rFonts w:ascii="Calibri" w:eastAsia="Times New Roman" w:hAnsi="Calibri" w:cs="Calibri"/>
+        </w:rPr>
+        <w:t>Output:</w:t>
       </w:r>
     </w:p>
     <w:p>
       <w:pPr>
         <w:pStyle w:val="NormalWeb"/>
-        <w:divId w:val="16544875"/>
-        <w:rPr>
-          <w:rFonts w:ascii="Calibri" w:hAnsi="Calibri" w:cs="Calibri"/>
-          <w:color w:val="1A1A1A"/>
-        </w:rPr>
-      </w:pPr>
-      <w:r>
-        <w:rPr>
-          <w:rFonts w:ascii="Calibri" w:hAnsi="Calibri" w:cs="Calibri"/>
-          <w:color w:val="1A1A1A"/>
-        </w:rPr>
-        <w:t xml:space="preserve">In merge sort, all elements are copied into an auxiliary array of size </w:t>
-      </w:r>
-      <w:r>
-        <w:rPr>
-          <w:rFonts w:ascii="Calibri" w:hAnsi="Calibri" w:cs="Calibri"/>
-          <w:i/>
-          <w:iCs/>
-          <w:color w:val="1A1A1A"/>
-        </w:rPr>
-        <w:t>N</w:t>
-      </w:r>
-      <w:r>
-        <w:rPr>
-          <w:rFonts w:ascii="Calibri" w:hAnsi="Calibri" w:cs="Calibri"/>
-          <w:color w:val="1A1A1A"/>
-        </w:rPr>
-        <w:t>. Hence, the space complexity for Merge Sort is O(N).</w:t>
+        <w:divId w:val="830952278"/>
+        <w:rPr>
+          <w:rFonts w:ascii="Calibri" w:hAnsi="Calibri" w:cs="Calibri"/>
+          <w:color w:val="1A1A1A"/>
+        </w:rPr>
+      </w:pPr>
+      <w:r>
+        <w:rPr>
+          <w:rFonts w:ascii="Calibri" w:hAnsi="Calibri" w:cs="Calibri"/>
+          <w:color w:val="1A1A1A"/>
+        </w:rPr>
+        <w:t xml:space="preserve">Orders sorted by timestamp → </w:t>
+      </w:r>
+      <w:r>
+        <w:rPr>
+          <w:rStyle w:val="HTMLCode"/>
+          <w:color w:val="1A1A1A"/>
+        </w:rPr>
+        <w:t>[09:15, 10:00, 12:30, 14:45]</w:t>
       </w:r>
     </w:p>
     <w:p>
       <w:pPr>
         <w:pStyle w:val="Heading2"/>
-        <w:divId w:val="16544875"/>
-        <w:rPr>
-          <w:rFonts w:ascii="Calibri" w:eastAsia="Times New Roman" w:hAnsi="Calibri" w:cs="Calibri"/>
-        </w:rPr>
-      </w:pPr>
-      <w:r>
-        <w:rPr>
-          <w:rFonts w:ascii="Calibri" w:eastAsia="Times New Roman" w:hAnsi="Calibri" w:cs="Calibri"/>
-        </w:rPr>
-        <w:t>5. Merge Sort Algorithm &amp; Pseudocode:</w:t>
-      </w:r>
-    </w:p>
-    <w:p>
-      <w:pPr>
-        <w:pStyle w:val="HTMLPreformatted"/>
-        <w:divId w:val="16544875"/>
-        <w:rPr>
-          <w:color w:val="1A1A1A"/>
-        </w:rPr>
-      </w:pPr>
-    </w:p>
-    <w:p>
-      <w:pPr>
-        <w:pStyle w:val="HTMLPreformatted"/>
-        <w:divId w:val="16544875"/>
-        <w:rPr>
-          <w:color w:val="1A1A1A"/>
-        </w:rPr>
-      </w:pPr>
-      <w:r>
-        <w:rPr>
-          <w:color w:val="1A1A1A"/>
-        </w:rPr>
-        <w:t>ALGORITHM MergeSort(A, low, high)</w:t>
-      </w:r>
-    </w:p>
-    <w:p>
-      <w:pPr>
-        <w:pStyle w:val="HTMLPreformatted"/>
-        <w:divId w:val="16544875"/>
-        <w:rPr>
-          <w:color w:val="1A1A1A"/>
-        </w:rPr>
-      </w:pPr>
-      <w:r>
-        <w:rPr>
-          <w:color w:val="1A1A1A"/>
-        </w:rPr>
-        <w:t>1. if low &gt;= high then</w:t>
-      </w:r>
-    </w:p>
-    <w:p>
-      <w:pPr>
-        <w:pStyle w:val="HTMLPreformatted"/>
-        <w:divId w:val="16544875"/>
-        <w:rPr>
-          <w:color w:val="1A1A1A"/>
-        </w:rPr>
-      </w:pPr>
-      <w:r>
-        <w:rPr>
-          <w:color w:val="1A1A1A"/>
-        </w:rPr>
-        <w:t>2.     return</w:t>
-      </w:r>
-    </w:p>
-    <w:p>
-      <w:pPr>
-        <w:pStyle w:val="HTMLPreformatted"/>
-        <w:divId w:val="16544875"/>
-        <w:rPr>
-          <w:color w:val="1A1A1A"/>
-        </w:rPr>
-      </w:pPr>
-      <w:r>
-        <w:rPr>
-          <w:color w:val="1A1A1A"/>
-        </w:rPr>
-        <w:t>3. end if</w:t>
-      </w:r>
-    </w:p>
-    <w:p>
-      <w:pPr>
-        <w:pStyle w:val="HTMLPreformatted"/>
-        <w:divId w:val="16544875"/>
-        <w:rPr>
-          <w:color w:val="1A1A1A"/>
-        </w:rPr>
-      </w:pPr>
-      <w:r>
-        <w:rPr>
-          <w:color w:val="1A1A1A"/>
-        </w:rPr>
-        <w:t>4. mid ← (low + high) / 2</w:t>
-      </w:r>
-    </w:p>
-    <w:p>
-      <w:pPr>
-        <w:pStyle w:val="HTMLPreformatted"/>
-        <w:divId w:val="16544875"/>
-        <w:rPr>
-          <w:color w:val="1A1A1A"/>
-        </w:rPr>
-      </w:pPr>
-      <w:r>
-        <w:rPr>
-          <w:color w:val="1A1A1A"/>
-        </w:rPr>
-        <w:t>5. MergeSort(A, low, mid)</w:t>
-      </w:r>
-    </w:p>
-    <w:p>
-      <w:pPr>
-        <w:pStyle w:val="HTMLPreformatted"/>
-        <w:divId w:val="16544875"/>
-        <w:rPr>
-          <w:color w:val="1A1A1A"/>
-        </w:rPr>
-      </w:pPr>
-      <w:r>
-        <w:rPr>
-          <w:color w:val="1A1A1A"/>
-        </w:rPr>
-        <w:t>6. MergeSort(A, mid + 1, high)</w:t>
-      </w:r>
-    </w:p>
-    <w:p>
-      <w:pPr>
-        <w:pStyle w:val="HTMLPreformatted"/>
-        <w:divId w:val="16544875"/>
-        <w:rPr>
-          <w:color w:val="1A1A1A"/>
-        </w:rPr>
-      </w:pPr>
-      <w:r>
-        <w:rPr>
-          <w:color w:val="1A1A1A"/>
-        </w:rPr>
-        <w:t>7. Merge(A, low, mid, high)</w:t>
-      </w:r>
-    </w:p>
-    <w:p>
-      <w:pPr>
-        <w:pStyle w:val="HTMLPreformatted"/>
-        <w:divId w:val="16544875"/>
-        <w:rPr>
-          <w:color w:val="1A1A1A"/>
-        </w:rPr>
-      </w:pPr>
-      <w:r>
-        <w:rPr>
-          <w:color w:val="1A1A1A"/>
-        </w:rPr>
-        <w:t>END ALGORITHM</w:t>
-      </w:r>
-    </w:p>
-    <w:p>
-      <w:pPr>
-        <w:pStyle w:val="HTMLPreformatted"/>
-        <w:divId w:val="16544875"/>
-        <w:rPr>
-          <w:color w:val="1A1A1A"/>
-        </w:rPr>
-      </w:pPr>
-    </w:p>
-    <w:p>
-      <w:pPr>
-        <w:pStyle w:val="HTMLPreformatted"/>
-        <w:divId w:val="16544875"/>
-        <w:rPr>
-          <w:color w:val="1A1A1A"/>
-        </w:rPr>
-      </w:pPr>
-      <w:r>
-        <w:rPr>
-          <w:color w:val="1A1A1A"/>
-        </w:rPr>
-        <w:t>ALGORITHM Merge(A, low, mid, high)</w:t>
-      </w:r>
-    </w:p>
-    <w:p>
-      <w:pPr>
-        <w:pStyle w:val="HTMLPreformatted"/>
-        <w:divId w:val="16544875"/>
-        <w:rPr>
-          <w:color w:val="1A1A1A"/>
-        </w:rPr>
-      </w:pPr>
-      <w:r>
-        <w:rPr>
-          <w:color w:val="1A1A1A"/>
-        </w:rPr>
-        <w:t>1. Create an empty array TEMP</w:t>
-      </w:r>
-    </w:p>
-    <w:p>
-      <w:pPr>
-        <w:pStyle w:val="HTMLPreformatted"/>
-        <w:divId w:val="16544875"/>
-        <w:rPr>
-          <w:color w:val="1A1A1A"/>
-        </w:rPr>
-      </w:pPr>
-      <w:r>
-        <w:rPr>
-          <w:color w:val="1A1A1A"/>
-        </w:rPr>
-        <w:t>2. i ← low</w:t>
-      </w:r>
-    </w:p>
-    <w:p>
-      <w:pPr>
-        <w:pStyle w:val="HTMLPreformatted"/>
-        <w:divId w:val="16544875"/>
-        <w:rPr>
-          <w:color w:val="1A1A1A"/>
-        </w:rPr>
-      </w:pPr>
-      <w:r>
-        <w:rPr>
-          <w:color w:val="1A1A1A"/>
-        </w:rPr>
-        <w:t>3. j ← mid + 1</w:t>
-      </w:r>
-    </w:p>
-    <w:p>
-      <w:pPr>
-        <w:pStyle w:val="HTMLPreformatted"/>
-        <w:divId w:val="16544875"/>
-        <w:rPr>
-          <w:color w:val="1A1A1A"/>
-        </w:rPr>
-      </w:pPr>
-      <w:r>
-        <w:rPr>
-          <w:color w:val="1A1A1A"/>
-        </w:rPr>
-        <w:t>4. while i ≤ mid AND j ≤ high do</w:t>
-      </w:r>
-    </w:p>
-    <w:p>
-      <w:pPr>
-        <w:pStyle w:val="HTMLPreformatted"/>
-        <w:divId w:val="16544875"/>
-        <w:rPr>
-          <w:color w:val="1A1A1A"/>
-        </w:rPr>
-      </w:pPr>
-      <w:r>
-        <w:rPr>
-          <w:color w:val="1A1A1A"/>
-        </w:rPr>
-        <w:t>5.     if A[i] ≤</w:t>
-      </w:r>
-      <w:r>
-        <w:rPr>
-          <w:color w:val="1A1A1A"/>
-        </w:rPr>
-        <w:t xml:space="preserve"> A[j] then</w:t>
-      </w:r>
-    </w:p>
-    <w:p>
-      <w:pPr>
-        <w:pStyle w:val="HTMLPreformatted"/>
-        <w:divId w:val="16544875"/>
-        <w:rPr>
-          <w:color w:val="1A1A1A"/>
-        </w:rPr>
-      </w:pPr>
-      <w:r>
-        <w:rPr>
-          <w:color w:val="1A1A1A"/>
-        </w:rPr>
-        <w:t>6.         Add A[i] to TEMP</w:t>
-      </w:r>
-    </w:p>
-    <w:p>
-      <w:pPr>
-        <w:pStyle w:val="HTMLPreformatted"/>
-        <w:divId w:val="16544875"/>
-        <w:rPr>
-          <w:color w:val="1A1A1A"/>
-        </w:rPr>
-      </w:pPr>
-      <w:r>
-        <w:rPr>
-          <w:color w:val="1A1A1A"/>
-        </w:rPr>
-        <w:t>7.         i ← i + 1</w:t>
-      </w:r>
-    </w:p>
-    <w:p>
-      <w:pPr>
-        <w:pStyle w:val="HTMLPreformatted"/>
-        <w:divId w:val="16544875"/>
-        <w:rPr>
-          <w:color w:val="1A1A1A"/>
-        </w:rPr>
-      </w:pPr>
-      <w:r>
-        <w:rPr>
-          <w:color w:val="1A1A1A"/>
-        </w:rPr>
-        <w:t>8.     else</w:t>
-      </w:r>
-    </w:p>
-    <w:p>
-      <w:pPr>
-        <w:pStyle w:val="HTMLPreformatted"/>
-        <w:divId w:val="16544875"/>
-        <w:rPr>
-          <w:color w:val="1A1A1A"/>
-        </w:rPr>
-      </w:pPr>
-      <w:r>
-        <w:rPr>
-          <w:color w:val="1A1A1A"/>
-        </w:rPr>
-        <w:t>9.         Add A[j] to TEMP</w:t>
-      </w:r>
-    </w:p>
-    <w:p>
-      <w:pPr>
-        <w:pStyle w:val="HTMLPreformatted"/>
-        <w:divId w:val="16544875"/>
-        <w:rPr>
-          <w:color w:val="1A1A1A"/>
-        </w:rPr>
-      </w:pPr>
-      <w:r>
-        <w:rPr>
-          <w:color w:val="1A1A1A"/>
-        </w:rPr>
-        <w:t>10.        j ← j + 1</w:t>
-      </w:r>
-    </w:p>
-    <w:p>
-      <w:pPr>
-        <w:pStyle w:val="HTMLPreformatted"/>
-        <w:divId w:val="16544875"/>
-        <w:rPr>
-          <w:color w:val="1A1A1A"/>
-        </w:rPr>
-      </w:pPr>
-      <w:r>
-        <w:rPr>
-          <w:color w:val="1A1A1A"/>
-        </w:rPr>
-        <w:lastRenderedPageBreak/>
-        <w:t>11.    end if</w:t>
-      </w:r>
-    </w:p>
-    <w:p>
-      <w:pPr>
-        <w:pStyle w:val="HTMLPreformatted"/>
-        <w:divId w:val="16544875"/>
-        <w:rPr>
-          <w:color w:val="1A1A1A"/>
-        </w:rPr>
-      </w:pPr>
-      <w:r>
-        <w:rPr>
-          <w:color w:val="1A1A1A"/>
-        </w:rPr>
-        <w:t>12. end while</w:t>
-      </w:r>
-    </w:p>
-    <w:p>
-      <w:pPr>
-        <w:pStyle w:val="HTMLPreformatted"/>
-        <w:divId w:val="16544875"/>
-        <w:rPr>
-          <w:color w:val="1A1A1A"/>
-        </w:rPr>
-      </w:pPr>
-      <w:r>
-        <w:rPr>
-          <w:color w:val="1A1A1A"/>
-        </w:rPr>
-        <w:t>13. while i ≤ mid do</w:t>
-      </w:r>
-    </w:p>
-    <w:p>
-      <w:pPr>
-        <w:pStyle w:val="HTMLPreformatted"/>
-        <w:divId w:val="16544875"/>
-        <w:rPr>
-          <w:color w:val="1A1A1A"/>
-        </w:rPr>
-      </w:pPr>
-      <w:r>
-        <w:rPr>
-          <w:color w:val="1A1A1A"/>
-        </w:rPr>
-        <w:t>14.     Add A[i] to TEMP</w:t>
-      </w:r>
-    </w:p>
-    <w:p>
-      <w:pPr>
-        <w:pStyle w:val="HTMLPreformatted"/>
-        <w:divId w:val="16544875"/>
-        <w:rPr>
-          <w:color w:val="1A1A1A"/>
-        </w:rPr>
-      </w:pPr>
-      <w:r>
-        <w:rPr>
-          <w:color w:val="1A1A1A"/>
-        </w:rPr>
-        <w:t>15.     i ← i + 1</w:t>
-      </w:r>
-    </w:p>
-    <w:p>
-      <w:pPr>
-        <w:pStyle w:val="HTMLPreformatted"/>
-        <w:divId w:val="16544875"/>
-        <w:rPr>
-          <w:color w:val="1A1A1A"/>
-        </w:rPr>
-      </w:pPr>
-      <w:r>
-        <w:rPr>
-          <w:color w:val="1A1A1A"/>
-        </w:rPr>
-        <w:t>16. end while</w:t>
-      </w:r>
-    </w:p>
-    <w:p>
-      <w:pPr>
-        <w:pStyle w:val="HTMLPreformatted"/>
-        <w:divId w:val="16544875"/>
-        <w:rPr>
-          <w:color w:val="1A1A1A"/>
-        </w:rPr>
-      </w:pPr>
-      <w:r>
-        <w:rPr>
-          <w:color w:val="1A1A1A"/>
-        </w:rPr>
-        <w:t>17. while j ≤ high do</w:t>
-      </w:r>
-    </w:p>
-    <w:p>
-      <w:pPr>
-        <w:pStyle w:val="HTMLPreformatted"/>
-        <w:divId w:val="16544875"/>
-        <w:rPr>
-          <w:color w:val="1A1A1A"/>
-        </w:rPr>
-      </w:pPr>
-      <w:r>
-        <w:rPr>
-          <w:color w:val="1A1A1A"/>
-        </w:rPr>
-        <w:t>18.     Add A[j] to TEMP</w:t>
-      </w:r>
-    </w:p>
-    <w:p>
-      <w:pPr>
-        <w:pStyle w:val="HTMLPreformatted"/>
-        <w:divId w:val="16544875"/>
-        <w:rPr>
-          <w:color w:val="1A1A1A"/>
-        </w:rPr>
-      </w:pPr>
-      <w:r>
-        <w:rPr>
-          <w:color w:val="1A1A1A"/>
-        </w:rPr>
-        <w:t>19.     j ← j + 1</w:t>
-      </w:r>
-    </w:p>
-    <w:p>
-      <w:pPr>
-        <w:pStyle w:val="HTMLPreformatted"/>
-        <w:divId w:val="16544875"/>
-        <w:rPr>
-          <w:color w:val="1A1A1A"/>
-        </w:rPr>
-      </w:pPr>
-      <w:r>
-        <w:rPr>
-          <w:color w:val="1A1A1A"/>
-        </w:rPr>
-        <w:t>20. end while</w:t>
-      </w:r>
-    </w:p>
-    <w:p>
-      <w:pPr>
-        <w:pStyle w:val="HTMLPreformatted"/>
-        <w:divId w:val="16544875"/>
-        <w:rPr>
-          <w:color w:val="1A1A1A"/>
-        </w:rPr>
-      </w:pPr>
-      <w:r>
-        <w:rPr>
-          <w:color w:val="1A1A1A"/>
-        </w:rPr>
-        <w:t>21. Copy all elements of TEMP back into A[low...high]</w:t>
-      </w:r>
-    </w:p>
-    <w:p>
-      <w:pPr>
-        <w:pStyle w:val="HTMLPreformatted"/>
-        <w:divId w:val="16544875"/>
-        <w:rPr>
-          <w:color w:val="1A1A1A"/>
-        </w:rPr>
-      </w:pPr>
-      <w:r>
-        <w:rPr>
-          <w:color w:val="1A1A1A"/>
-        </w:rPr>
-        <w:t>END ALGORITHM</w:t>
-      </w:r>
-    </w:p>
-    <w:p>
-      <w:pPr>
-        <w:pStyle w:val="Heading2"/>
-        <w:divId w:val="16544875"/>
-        <w:rPr>
-          <w:rFonts w:ascii="Calibri" w:eastAsia="Times New Roman" w:hAnsi="Calibri" w:cs="Calibri"/>
-        </w:rPr>
-      </w:pPr>
-      <w:r>
-        <w:rPr>
-          <w:rFonts w:ascii="Calibri" w:eastAsia="Times New Roman" w:hAnsi="Calibri" w:cs="Calibri"/>
-        </w:rPr>
-        <w:t>6. Example &amp; Dataset:</w:t>
+        <w:divId w:val="830952278"/>
+        <w:rPr>
+          <w:rFonts w:ascii="Calibri" w:eastAsia="Times New Roman" w:hAnsi="Calibri" w:cs="Calibri"/>
+        </w:rPr>
+      </w:pPr>
+      <w:r>
+        <w:rPr>
+          <w:rFonts w:ascii="Calibri" w:eastAsia="Times New Roman" w:hAnsi="Calibri" w:cs="Calibri"/>
+        </w:rPr>
+        <w:t>Conclusion:</w:t>
       </w:r>
     </w:p>
     <w:p>
       <w:pPr>
         <w:pStyle w:val="NormalWeb"/>
-        <w:divId w:val="16544875"/>
-        <w:rPr>
-          <w:rFonts w:ascii="Calibri" w:hAnsi="Calibri" w:cs="Calibri"/>
-          <w:color w:val="1A1A1A"/>
-        </w:rPr>
-      </w:pPr>
-      <w:r>
-        <w:rPr>
-          <w:rFonts w:ascii="Calibri" w:hAnsi="Calibri" w:cs="Calibri"/>
-          <w:color w:val="1A1A1A"/>
-        </w:rPr>
-        <w:t>Input Customer Order Timestamps (from CSV dataset):</w:t>
-      </w:r>
-    </w:p>
-    <w:p>
-      <w:pPr>
-        <w:pStyle w:val="NormalWeb"/>
-        <w:divId w:val="16544875"/>
-        <w:rPr>
-          <w:rFonts w:ascii="Calibri" w:hAnsi="Calibri" w:cs="Calibri"/>
-          <w:color w:val="1A1A1A"/>
-        </w:rPr>
-      </w:pPr>
-      <w:r>
-        <w:rPr>
-          <w:rStyle w:val="HTMLCode"/>
-          <w:color w:val="1A1A1A"/>
-        </w:rPr>
-        <w:t>[12:30, 09:15, 14:45, 10:00, 11:20, 08:45, 16:10, 13:05]</w:t>
-      </w:r>
-    </w:p>
-    <w:p>
-      <w:pPr>
-        <w:pStyle w:val="NormalWeb"/>
-        <w:shd w:val="clear" w:color="auto" w:fill="E6F2FF"/>
-        <w:divId w:val="1197347521"/>
-        <w:rPr>
-          <w:rFonts w:ascii="Calibri" w:hAnsi="Calibri" w:cs="Calibri"/>
-          <w:color w:val="1A1A1A"/>
-        </w:rPr>
-      </w:pPr>
-      <w:r>
-        <w:rPr>
-          <w:rStyle w:val="Strong"/>
-          <w:rFonts w:ascii="Calibri" w:hAnsi="Calibri" w:cs="Calibri"/>
-          <w:color w:val="1A1A1A"/>
-        </w:rPr>
-        <w:t>Divide Phase:</w:t>
-      </w:r>
-      <w:r>
-        <w:rPr>
-          <w:rFonts w:ascii="Calibri" w:hAnsi="Calibri" w:cs="Calibri"/>
-          <w:color w:val="1A1A1A"/>
-        </w:rPr>
-        <w:t xml:space="preserve"> Split into sub-lists recursively until single-element arrays are formed.</w:t>
-      </w:r>
-    </w:p>
-    <w:p>
-      <w:pPr>
-        <w:pStyle w:val="NormalWeb"/>
-        <w:shd w:val="clear" w:color="auto" w:fill="E6F2FF"/>
-        <w:divId w:val="1197347521"/>
-        <w:rPr>
-          <w:rFonts w:ascii="Calibri" w:hAnsi="Calibri" w:cs="Calibri"/>
-          <w:color w:val="1A1A1A"/>
-        </w:rPr>
-      </w:pPr>
-      <w:r>
-        <w:rPr>
-          <w:rStyle w:val="Strong"/>
-          <w:rFonts w:ascii="Calibri" w:hAnsi="Calibri" w:cs="Calibri"/>
-          <w:color w:val="1A1A1A"/>
-        </w:rPr>
-        <w:t>Merge Phase:</w:t>
-      </w:r>
-      <w:r>
-        <w:rPr>
-          <w:rFonts w:ascii="Calibri" w:hAnsi="Calibri" w:cs="Calibri"/>
-          <w:color w:val="1A1A1A"/>
-        </w:rPr>
-        <w:t xml:space="preserve"> Compare and merge sorted sub-lists step by step.</w:t>
-      </w:r>
-    </w:p>
-    <w:p>
-      <w:pPr>
-        <w:pStyle w:val="Heading2"/>
-        <w:divId w:val="16544875"/>
-        <w:rPr>
-          <w:rFonts w:ascii="Calibri" w:eastAsia="Times New Roman" w:hAnsi="Calibri" w:cs="Calibri"/>
-        </w:rPr>
-      </w:pPr>
-      <w:r>
-        <w:rPr>
-          <w:rFonts w:ascii="Calibri" w:eastAsia="Times New Roman" w:hAnsi="Calibri" w:cs="Calibri"/>
-        </w:rPr>
-        <w:t>7. Output:</w:t>
-      </w:r>
-    </w:p>
-    <w:p>
-      <w:pPr>
-        <w:pStyle w:val="HTMLPreformatted"/>
-        <w:divId w:val="16544875"/>
-        <w:rPr>
-          <w:color w:val="1A1A1A"/>
-        </w:rPr>
-      </w:pPr>
-    </w:p>
-    <w:p>
-      <w:pPr>
-        <w:pStyle w:val="HTMLPreformatted"/>
-        <w:divId w:val="16544875"/>
-        <w:rPr>
-          <w:color w:val="1A1A1A"/>
-        </w:rPr>
-      </w:pPr>
-      <w:r>
-        <w:rPr>
-          <w:color w:val="1A1A1A"/>
-        </w:rPr>
-        <w:t>Orders sorted by timestamp →</w:t>
-      </w:r>
-    </w:p>
-    <w:p>
-      <w:pPr>
-        <w:pStyle w:val="HTMLPreformatted"/>
-        <w:divId w:val="16544875"/>
-        <w:rPr>
-          <w:color w:val="1A1A1A"/>
-        </w:rPr>
-      </w:pPr>
-      <w:r>
-        <w:rPr>
-          <w:color w:val="1A1A1A"/>
-        </w:rPr>
-        <w:t>[08:45, 09:15, 10:00, 11:20, 12:30, 13:05, 14:45, 16:10]</w:t>
-      </w:r>
-    </w:p>
-    <w:p>
-      <w:pPr>
-        <w:pStyle w:val="Heading2"/>
-        <w:divId w:val="16544875"/>
-        <w:rPr>
-          <w:rFonts w:ascii="Calibri" w:eastAsia="Times New Roman" w:hAnsi="Calibri" w:cs="Calibri"/>
-        </w:rPr>
-      </w:pPr>
-      <w:r>
-        <w:rPr>
-          <w:rFonts w:ascii="Calibri" w:eastAsia="Times New Roman" w:hAnsi="Calibri" w:cs="Calibri"/>
-        </w:rPr>
-        <w:t>8. GitHub Repository:</w:t>
-      </w:r>
-    </w:p>
-    <w:p>
-      <w:pPr>
-        <w:pStyle w:val="NormalWeb"/>
-        <w:divId w:val="16544875"/>
-        <w:rPr>
-          <w:rFonts w:ascii="Calibri" w:hAnsi="Calibri" w:cs="Calibri"/>
-          <w:color w:val="1A1A1A"/>
-        </w:rPr>
-      </w:pPr>
+        <w:divId w:val="830952278"/>
+        <w:rPr>
+          <w:rFonts w:ascii="Calibri" w:hAnsi="Calibri" w:cs="Calibri"/>
+          <w:color w:val="1A1A1A"/>
+        </w:rPr>
+      </w:pPr>
+      <w:r>
+        <w:rPr>
+          <w:rFonts w:ascii="Calibri" w:hAnsi="Calibri" w:cs="Calibri"/>
+          <w:color w:val="1A1A1A"/>
+        </w:rPr>
+        <w:t>Merge Sort is a highly efficient and stable sorting algorithm that organizes customer orders based on their timestamps with O(n log n) complexity. Compared to traditional algorithms like Bubble Sort or Insertion Sort, which are too slow for large inputs, Merge Sort can easily handle up to 1 million records without performance issues. Its ability to maintain the correct order and scalability makes it an excellent choice for real-world applications such as e-commerce, order tracking, and scheduling systems.</w:t>
+      </w:r>
+    </w:p>
+    <w:p>
+      <w:pPr>
+        <w:shd w:val="clear" w:color="auto" w:fill="F0F4F8"/>
+        <w:wordWrap w:val="0"/>
+        <w:divId w:val="351152482"/>
+        <w:rPr>
+          <w:rFonts w:ascii="Calibri" w:eastAsia="Times New Roman" w:hAnsi="Calibri" w:cs="Calibri"/>
+          <w:b/>
+          <w:bCs/>
+          <w:color w:val="1A1A1A"/>
+        </w:rPr>
+      </w:pPr>
+      <w:r>
+        <w:rPr>
+          <w:rFonts w:ascii="Calibri" w:eastAsia="Times New Roman" w:hAnsi="Calibri" w:cs="Calibri"/>
+          <w:b/>
+          <w:bCs/>
+          <w:color w:val="1A1A1A"/>
+        </w:rPr>
+        <w:t xml:space="preserve">GitHub Repository: </w:t>
+      </w:r>
       <w:hyperlink r:id="rId5" w:history="1">
         <w:r>
           <w:rPr>
             <w:rStyle w:val="Hyperlink"/>
-            <w:rFonts w:ascii="Calibri" w:hAnsi="Calibri" w:cs="Calibri"/>
+            <w:rFonts w:ascii="Calibri" w:eastAsia="Times New Roman" w:hAnsi="Calibri" w:cs="Calibri"/>
+            <w:b/>
+            <w:bCs/>
           </w:rPr>
           <w:t>https://github.com/Harshit000-byte/DAA-ASSIGNMENTS-124B1F017-HARSHIT-PANDITA.git</w:t>
         </w:r>
       </w:hyperlink>
-    </w:p>
-    <w:p>
-      <w:pPr>
-        <w:pStyle w:val="Heading2"/>
-        <w:divId w:val="16544875"/>
-        <w:rPr>
-          <w:rFonts w:ascii="Calibri" w:eastAsia="Times New Roman" w:hAnsi="Calibri" w:cs="Calibri"/>
-        </w:rPr>
-      </w:pPr>
-      <w:r>
-        <w:rPr>
-          <w:rFonts w:ascii="Calibri" w:eastAsia="Times New Roman" w:hAnsi="Calibri" w:cs="Calibri"/>
-        </w:rPr>
-        <w:t>9. Conclusion:</w:t>
-      </w:r>
-    </w:p>
-    <w:p>
-      <w:pPr>
-        <w:pStyle w:val="NormalWeb"/>
-        <w:divId w:val="16544875"/>
-        <w:rPr>
-          <w:rFonts w:ascii="Calibri" w:hAnsi="Calibri" w:cs="Calibri"/>
-          <w:color w:val="1A1A1A"/>
-        </w:rPr>
-      </w:pPr>
-      <w:r>
-        <w:rPr>
-          <w:rFonts w:ascii="Calibri" w:hAnsi="Calibri" w:cs="Calibri"/>
-          <w:color w:val="1A1A1A"/>
-        </w:rPr>
-        <w:t>Merge Sort is a highly efficient and stable sorting algorithm that organizes customer orders based on their timestamps with O(n log n) complexity. Compared to traditional algorithms like Bubble Sort or Insertion Sort, Merge Sort can easily handle large datasets without performance degradation, making it ideal for e-commerce, order tracking, and real-time scheduling systems.</w:t>
+      <w:r>
+        <w:rPr>
+          <w:rFonts w:ascii="Calibri" w:eastAsia="Times New Roman" w:hAnsi="Calibri" w:cs="Calibri"/>
+          <w:b/>
+          <w:bCs/>
+          <w:color w:val="1A1A1A"/>
+        </w:rPr>
+        <w:t xml:space="preserve"> </w:t>
       </w:r>
     </w:p>
     <w:sectPr>
@@ -1617,9 +2452,9 @@
 <file path=word/numbering.xml><?xml version="1.0" encoding="utf-8"?>
 <w:numbering xmlns:wpc="http://schemas.microsoft.com/office/word/2010/wordprocessingCanvas" xmlns:cx="http://schemas.microsoft.com/office/drawing/2014/chartex" xmlns:cx1="http://schemas.microsoft.com/office/drawing/2015/9/8/chartex" xmlns:cx2="http://schemas.microsoft.com/office/drawing/2015/10/21/chartex" xmlns:cx3="http://schemas.microsoft.com/office/drawing/2016/5/9/chartex" xmlns:cx4="http://schemas.microsoft.com/office/drawing/2016/5/10/chartex" xmlns:cx5="http://schemas.microsoft.com/office/drawing/2016/5/11/chartex" xmlns:cx6="http://schemas.microsoft.com/office/drawing/2016/5/12/chartex" xmlns:cx7="http://schemas.microsoft.com/office/drawing/2016/5/13/chartex" xmlns:cx8="http://schemas.microsoft.com/office/drawing/2016/5/14/chartex" xmlns:mc="http://schemas.openxmlformats.org/markup-compatibility/2006" xmlns:aink="http://schemas.microsoft.com/office/drawing/2016/ink" xmlns:am3d="http://schemas.microsoft.com/office/drawing/2017/model3d" xmlns:o="urn:schemas-microsoft-com:office:office" xmlns:oel="http://schemas.microsoft.com/office/2019/extlst" xmlns:r="http://schemas.openxmlformats.org/officeDocument/2006/relationships" xmlns:m="http://schemas.openxmlformats.org/officeDocument/2006/math" xmlns:v="urn:schemas-microsoft-com:vml" xmlns:wp14="http://schemas.microsoft.com/office/word/2010/wordprocessingDrawing" xmlns:wp="http://schemas.openxmlformats.org/drawingml/2006/wordprocessingDrawing" xmlns:w10="urn:schemas-microsoft-com:office:word" xmlns:w="http://schemas.openxmlformats.org/wordprocessingml/2006/main" xmlns:w14="http://schemas.microsoft.com/office/word/2010/wordml" xmlns:w15="http://schemas.microsoft.com/office/word/2012/wordml" xmlns:w16cex="http://schemas.microsoft.com/office/word/2018/wordml/cex" xmlns:w16cid="http://schemas.microsoft.com/office/word/2016/wordml/cid" xmlns:w16="http://schemas.microsoft.com/office/word/2018/wordml" xmlns:w16du="http://schemas.microsoft.com/office/word/2023/wordml/word16du" xmlns:w16sdtdh="http://schemas.microsoft.com/office/word/2020/wordml/sdtdatahash" xmlns:w16sdtfl="http://schemas.microsoft.com/office/word/2024/wordml/sdtformatlock" xmlns:w16se="http://schemas.microsoft.com/office/word/2015/wordml/symex" xmlns:wpg="http://schemas.microsoft.com/office/word/2010/wordprocessingGroup" xmlns:wpi="http://schemas.microsoft.com/office/word/2010/wordprocessingInk" xmlns:wne="http://schemas.microsoft.com/office/word/2006/wordml" xmlns:wps="http://schemas.microsoft.com/office/word/2010/wordprocessingShape" mc:Ignorable="w14 w15 w16se w16cid w16 w16cex w16sdtdh w16sdtfl w16du wp14">
   <w:abstractNum w:abstractNumId="0" w15:restartNumberingAfterBreak="0">
-    <w:nsid w:val="02510578"/>
+    <w:nsid w:val="24EA57FB"/>
     <w:multiLevelType w:val="multilevel"/>
-    <w:tmpl w:val="1F1E20C8"/>
+    <w:tmpl w:val="E99C90B4"/>
     <w:lvl w:ilvl="0">
       <w:start w:val="1"/>
       <w:numFmt w:val="bullet"/>
@@ -1766,9 +2601,9 @@
     </w:lvl>
   </w:abstractNum>
   <w:abstractNum w:abstractNumId="1" w15:restartNumberingAfterBreak="0">
-    <w:nsid w:val="50010A66"/>
+    <w:nsid w:val="32CA3F93"/>
     <w:multiLevelType w:val="multilevel"/>
-    <w:tmpl w:val="00D897E6"/>
+    <w:tmpl w:val="7846B590"/>
     <w:lvl w:ilvl="0">
       <w:start w:val="1"/>
       <w:numFmt w:val="bullet"/>
@@ -1915,9 +2750,9 @@
     </w:lvl>
   </w:abstractNum>
   <w:abstractNum w:abstractNumId="2" w15:restartNumberingAfterBreak="0">
-    <w:nsid w:val="555B392E"/>
+    <w:nsid w:val="687941E6"/>
     <w:multiLevelType w:val="multilevel"/>
-    <w:tmpl w:val="BF40AE48"/>
+    <w:tmpl w:val="6B6A280E"/>
     <w:lvl w:ilvl="0">
       <w:start w:val="1"/>
       <w:numFmt w:val="bullet"/>
@@ -2063,318 +2898,14 @@
       </w:rPr>
     </w:lvl>
   </w:abstractNum>
-  <w:abstractNum w:abstractNumId="3" w15:restartNumberingAfterBreak="0">
-    <w:nsid w:val="7107678D"/>
-    <w:multiLevelType w:val="multilevel"/>
-    <w:tmpl w:val="ADA0553A"/>
-    <w:lvl w:ilvl="0">
-      <w:start w:val="1"/>
-      <w:numFmt w:val="bullet"/>
-      <w:lvlText w:val=""/>
-      <w:lvlJc w:val="left"/>
-      <w:pPr>
-        <w:tabs>
-          <w:tab w:val="num" w:pos="720"/>
-        </w:tabs>
-        <w:ind w:left="720" w:hanging="360"/>
-      </w:pPr>
-      <w:rPr>
-        <w:rFonts w:ascii="Symbol" w:hAnsi="Symbol" w:hint="default"/>
-        <w:sz w:val="20"/>
-      </w:rPr>
-    </w:lvl>
-    <w:lvl w:ilvl="1" w:tentative="1">
-      <w:start w:val="1"/>
-      <w:numFmt w:val="bullet"/>
-      <w:lvlText w:val="o"/>
-      <w:lvlJc w:val="left"/>
-      <w:pPr>
-        <w:tabs>
-          <w:tab w:val="num" w:pos="1440"/>
-        </w:tabs>
-        <w:ind w:left="1440" w:hanging="360"/>
-      </w:pPr>
-      <w:rPr>
-        <w:rFonts w:ascii="Courier New" w:hAnsi="Courier New" w:hint="default"/>
-        <w:sz w:val="20"/>
-      </w:rPr>
-    </w:lvl>
-    <w:lvl w:ilvl="2" w:tentative="1">
-      <w:start w:val="1"/>
-      <w:numFmt w:val="bullet"/>
-      <w:lvlText w:val=""/>
-      <w:lvlJc w:val="left"/>
-      <w:pPr>
-        <w:tabs>
-          <w:tab w:val="num" w:pos="2160"/>
-        </w:tabs>
-        <w:ind w:left="2160" w:hanging="360"/>
-      </w:pPr>
-      <w:rPr>
-        <w:rFonts w:ascii="Wingdings" w:hAnsi="Wingdings" w:hint="default"/>
-        <w:sz w:val="20"/>
-      </w:rPr>
-    </w:lvl>
-    <w:lvl w:ilvl="3" w:tentative="1">
-      <w:start w:val="1"/>
-      <w:numFmt w:val="bullet"/>
-      <w:lvlText w:val=""/>
-      <w:lvlJc w:val="left"/>
-      <w:pPr>
-        <w:tabs>
-          <w:tab w:val="num" w:pos="2880"/>
-        </w:tabs>
-        <w:ind w:left="2880" w:hanging="360"/>
-      </w:pPr>
-      <w:rPr>
-        <w:rFonts w:ascii="Wingdings" w:hAnsi="Wingdings" w:hint="default"/>
-        <w:sz w:val="20"/>
-      </w:rPr>
-    </w:lvl>
-    <w:lvl w:ilvl="4" w:tentative="1">
-      <w:start w:val="1"/>
-      <w:numFmt w:val="bullet"/>
-      <w:lvlText w:val=""/>
-      <w:lvlJc w:val="left"/>
-      <w:pPr>
-        <w:tabs>
-          <w:tab w:val="num" w:pos="3600"/>
-        </w:tabs>
-        <w:ind w:left="3600" w:hanging="360"/>
-      </w:pPr>
-      <w:rPr>
-        <w:rFonts w:ascii="Wingdings" w:hAnsi="Wingdings" w:hint="default"/>
-        <w:sz w:val="20"/>
-      </w:rPr>
-    </w:lvl>
-    <w:lvl w:ilvl="5" w:tentative="1">
-      <w:start w:val="1"/>
-      <w:numFmt w:val="bullet"/>
-      <w:lvlText w:val=""/>
-      <w:lvlJc w:val="left"/>
-      <w:pPr>
-        <w:tabs>
-          <w:tab w:val="num" w:pos="4320"/>
-        </w:tabs>
-        <w:ind w:left="4320" w:hanging="360"/>
-      </w:pPr>
-      <w:rPr>
-        <w:rFonts w:ascii="Wingdings" w:hAnsi="Wingdings" w:hint="default"/>
-        <w:sz w:val="20"/>
-      </w:rPr>
-    </w:lvl>
-    <w:lvl w:ilvl="6" w:tentative="1">
-      <w:start w:val="1"/>
-      <w:numFmt w:val="bullet"/>
-      <w:lvlText w:val=""/>
-      <w:lvlJc w:val="left"/>
-      <w:pPr>
-        <w:tabs>
-          <w:tab w:val="num" w:pos="5040"/>
-        </w:tabs>
-        <w:ind w:left="5040" w:hanging="360"/>
-      </w:pPr>
-      <w:rPr>
-        <w:rFonts w:ascii="Wingdings" w:hAnsi="Wingdings" w:hint="default"/>
-        <w:sz w:val="20"/>
-      </w:rPr>
-    </w:lvl>
-    <w:lvl w:ilvl="7" w:tentative="1">
-      <w:start w:val="1"/>
-      <w:numFmt w:val="bullet"/>
-      <w:lvlText w:val=""/>
-      <w:lvlJc w:val="left"/>
-      <w:pPr>
-        <w:tabs>
-          <w:tab w:val="num" w:pos="5760"/>
-        </w:tabs>
-        <w:ind w:left="5760" w:hanging="360"/>
-      </w:pPr>
-      <w:rPr>
-        <w:rFonts w:ascii="Wingdings" w:hAnsi="Wingdings" w:hint="default"/>
-        <w:sz w:val="20"/>
-      </w:rPr>
-    </w:lvl>
-    <w:lvl w:ilvl="8" w:tentative="1">
-      <w:start w:val="1"/>
-      <w:numFmt w:val="bullet"/>
-      <w:lvlText w:val=""/>
-      <w:lvlJc w:val="left"/>
-      <w:pPr>
-        <w:tabs>
-          <w:tab w:val="num" w:pos="6480"/>
-        </w:tabs>
-        <w:ind w:left="6480" w:hanging="360"/>
-      </w:pPr>
-      <w:rPr>
-        <w:rFonts w:ascii="Wingdings" w:hAnsi="Wingdings" w:hint="default"/>
-        <w:sz w:val="20"/>
-      </w:rPr>
-    </w:lvl>
-  </w:abstractNum>
-  <w:abstractNum w:abstractNumId="4" w15:restartNumberingAfterBreak="0">
-    <w:nsid w:val="74966663"/>
-    <w:multiLevelType w:val="multilevel"/>
-    <w:tmpl w:val="41A2736A"/>
-    <w:lvl w:ilvl="0">
-      <w:start w:val="1"/>
-      <w:numFmt w:val="bullet"/>
-      <w:lvlText w:val=""/>
-      <w:lvlJc w:val="left"/>
-      <w:pPr>
-        <w:tabs>
-          <w:tab w:val="num" w:pos="720"/>
-        </w:tabs>
-        <w:ind w:left="720" w:hanging="360"/>
-      </w:pPr>
-      <w:rPr>
-        <w:rFonts w:ascii="Symbol" w:hAnsi="Symbol" w:hint="default"/>
-        <w:sz w:val="20"/>
-      </w:rPr>
-    </w:lvl>
-    <w:lvl w:ilvl="1" w:tentative="1">
-      <w:start w:val="1"/>
-      <w:numFmt w:val="bullet"/>
-      <w:lvlText w:val="o"/>
-      <w:lvlJc w:val="left"/>
-      <w:pPr>
-        <w:tabs>
-          <w:tab w:val="num" w:pos="1440"/>
-        </w:tabs>
-        <w:ind w:left="1440" w:hanging="360"/>
-      </w:pPr>
-      <w:rPr>
-        <w:rFonts w:ascii="Courier New" w:hAnsi="Courier New" w:hint="default"/>
-        <w:sz w:val="20"/>
-      </w:rPr>
-    </w:lvl>
-    <w:lvl w:ilvl="2" w:tentative="1">
-      <w:start w:val="1"/>
-      <w:numFmt w:val="bullet"/>
-      <w:lvlText w:val=""/>
-      <w:lvlJc w:val="left"/>
-      <w:pPr>
-        <w:tabs>
-          <w:tab w:val="num" w:pos="2160"/>
-        </w:tabs>
-        <w:ind w:left="2160" w:hanging="360"/>
-      </w:pPr>
-      <w:rPr>
-        <w:rFonts w:ascii="Wingdings" w:hAnsi="Wingdings" w:hint="default"/>
-        <w:sz w:val="20"/>
-      </w:rPr>
-    </w:lvl>
-    <w:lvl w:ilvl="3" w:tentative="1">
-      <w:start w:val="1"/>
-      <w:numFmt w:val="bullet"/>
-      <w:lvlText w:val=""/>
-      <w:lvlJc w:val="left"/>
-      <w:pPr>
-        <w:tabs>
-          <w:tab w:val="num" w:pos="2880"/>
-        </w:tabs>
-        <w:ind w:left="2880" w:hanging="360"/>
-      </w:pPr>
-      <w:rPr>
-        <w:rFonts w:ascii="Wingdings" w:hAnsi="Wingdings" w:hint="default"/>
-        <w:sz w:val="20"/>
-      </w:rPr>
-    </w:lvl>
-    <w:lvl w:ilvl="4" w:tentative="1">
-      <w:start w:val="1"/>
-      <w:numFmt w:val="bullet"/>
-      <w:lvlText w:val=""/>
-      <w:lvlJc w:val="left"/>
-      <w:pPr>
-        <w:tabs>
-          <w:tab w:val="num" w:pos="3600"/>
-        </w:tabs>
-        <w:ind w:left="3600" w:hanging="360"/>
-      </w:pPr>
-      <w:rPr>
-        <w:rFonts w:ascii="Wingdings" w:hAnsi="Wingdings" w:hint="default"/>
-        <w:sz w:val="20"/>
-      </w:rPr>
-    </w:lvl>
-    <w:lvl w:ilvl="5" w:tentative="1">
-      <w:start w:val="1"/>
-      <w:numFmt w:val="bullet"/>
-      <w:lvlText w:val=""/>
-      <w:lvlJc w:val="left"/>
-      <w:pPr>
-        <w:tabs>
-          <w:tab w:val="num" w:pos="4320"/>
-        </w:tabs>
-        <w:ind w:left="4320" w:hanging="360"/>
-      </w:pPr>
-      <w:rPr>
-        <w:rFonts w:ascii="Wingdings" w:hAnsi="Wingdings" w:hint="default"/>
-        <w:sz w:val="20"/>
-      </w:rPr>
-    </w:lvl>
-    <w:lvl w:ilvl="6" w:tentative="1">
-      <w:start w:val="1"/>
-      <w:numFmt w:val="bullet"/>
-      <w:lvlText w:val=""/>
-      <w:lvlJc w:val="left"/>
-      <w:pPr>
-        <w:tabs>
-          <w:tab w:val="num" w:pos="5040"/>
-        </w:tabs>
-        <w:ind w:left="5040" w:hanging="360"/>
-      </w:pPr>
-      <w:rPr>
-        <w:rFonts w:ascii="Wingdings" w:hAnsi="Wingdings" w:hint="default"/>
-        <w:sz w:val="20"/>
-      </w:rPr>
-    </w:lvl>
-    <w:lvl w:ilvl="7" w:tentative="1">
-      <w:start w:val="1"/>
-      <w:numFmt w:val="bullet"/>
-      <w:lvlText w:val=""/>
-      <w:lvlJc w:val="left"/>
-      <w:pPr>
-        <w:tabs>
-          <w:tab w:val="num" w:pos="5760"/>
-        </w:tabs>
-        <w:ind w:left="5760" w:hanging="360"/>
-      </w:pPr>
-      <w:rPr>
-        <w:rFonts w:ascii="Wingdings" w:hAnsi="Wingdings" w:hint="default"/>
-        <w:sz w:val="20"/>
-      </w:rPr>
-    </w:lvl>
-    <w:lvl w:ilvl="8" w:tentative="1">
-      <w:start w:val="1"/>
-      <w:numFmt w:val="bullet"/>
-      <w:lvlText w:val=""/>
-      <w:lvlJc w:val="left"/>
-      <w:pPr>
-        <w:tabs>
-          <w:tab w:val="num" w:pos="6480"/>
-        </w:tabs>
-        <w:ind w:left="6480" w:hanging="360"/>
-      </w:pPr>
-      <w:rPr>
-        <w:rFonts w:ascii="Wingdings" w:hAnsi="Wingdings" w:hint="default"/>
-        <w:sz w:val="20"/>
-      </w:rPr>
-    </w:lvl>
-  </w:abstractNum>
-  <w:num w:numId="1" w16cid:durableId="1708984877">
-    <w:abstractNumId w:val="1"/>
+  <w:num w:numId="1" w16cid:durableId="309405198">
+    <w:abstractNumId w:val="2"/>
   </w:num>
-  <w:num w:numId="2" w16cid:durableId="272399069">
+  <w:num w:numId="2" w16cid:durableId="1792475256">
     <w:abstractNumId w:val="0"/>
   </w:num>
-  <w:num w:numId="3" w16cid:durableId="1297103071">
-    <w:abstractNumId w:val="2"/>
-  </w:num>
-  <w:num w:numId="4" w16cid:durableId="90517769">
-    <w:abstractNumId w:val="4"/>
-  </w:num>
-  <w:num w:numId="5" w16cid:durableId="2026713462">
-    <w:abstractNumId w:val="3"/>
+  <w:num w:numId="3" w16cid:durableId="1865631939">
+    <w:abstractNumId w:val="1"/>
   </w:num>
 </w:numbering>
 </file>
@@ -3016,6 +3547,25 @@
       <w:spacing w:before="150" w:after="150"/>
     </w:pPr>
   </w:style>
+  <w:style w:type="paragraph" w:customStyle="1" w:styleId="github-link">
+    <w:name w:val="github-link"/>
+    <w:basedOn w:val="Normal"/>
+    <w:pPr>
+      <w:pBdr>
+        <w:top w:val="single" w:sz="6" w:space="8" w:color="003366"/>
+        <w:left w:val="single" w:sz="6" w:space="8" w:color="003366"/>
+        <w:bottom w:val="single" w:sz="6" w:space="8" w:color="003366"/>
+        <w:right w:val="single" w:sz="6" w:space="8" w:color="003366"/>
+      </w:pBdr>
+      <w:shd w:val="clear" w:color="auto" w:fill="F0F4F8"/>
+      <w:wordWrap w:val="0"/>
+      <w:spacing w:before="225" w:after="100" w:afterAutospacing="1"/>
+    </w:pPr>
+    <w:rPr>
+      <w:b/>
+      <w:bCs/>
+    </w:rPr>
+  </w:style>
   <w:style w:type="paragraph" w:styleId="NormalWeb">
     <w:name w:val="Normal (Web)"/>
     <w:basedOn w:val="Normal"/>
